--- a/rajasthan-nurse-50/Test_07_Full_Test_Ordered.docx
+++ b/rajasthan-nurse-50/Test_07_Full_Test_Ordered.docx
@@ -34,7 +34,7 @@
     </w:p>
     <w:p>
       <w:r>
-        <w:t>Solution: Lithium has a narrow window (0.6–1.2 mEq/L); toxicity causes tremor, ataxia, confusion, and renal damage.</w:t>
+        <w:t>Solution: ✅ Correct Answer: A. Serum levels, renal function, and thyroid function | 🧠 Clinical Rationale: Lithium has a narrow window (0.6–1.2 mEq/L); toxicity causes tremor, ataxia, confusion, and renal damage. | ❌ Why Not Others? | B — Liver enzymes only: not the appropriate nursing action here | C — Blood glucose: Cortisol promotes gluconeogenesis, mobilizing fuel during stress. | D — Cholesterol: Cholesterol = Lipid (sterol) | ⚠️ Exam Trap: Read the exact question — the correct fact and its look-alike options are easy to interchange. | 💎 PNC Pearl: Serum levels, renal function, and thyroid function → Lithium has a narrow window (0.6–1.2 mEq/L); toxicity causes tremor, ataxia, confusion, and renal damage</w:t>
       </w:r>
     </w:p>
     <w:p>
@@ -79,7 +79,7 @@
     </w:p>
     <w:p>
       <w:r>
-        <w:t>Solution: Ergometrine raises blood pressure and is avoided in hypertensive women; oxytocin is preferred.</w:t>
+        <w:t>Solution: ✅ Correct Answer: A. Hypertension and pre-eclampsia | 🧠 Clinical Rationale: Ergometrine raises blood pressure and is avoided in hypertensive women; oxytocin is preferred. | ❌ Why Not Others? | B — Uterine atony: Atony accounts for most early PPH; massage, oxytocin, and bimanual compression are first steps. | C — Postpartum bleeding: not the appropriate nursing action here | D — Retained placenta: not the appropriate nursing action here | ⚠️ Exam Trap: Read the exact question — the correct fact and its look-alike options are easy to interchange. | 💎 PNC Pearl: Hypertension and pre-eclampsia → Ergometrine raises blood pressure and is avoided in hypertensive women; oxytocin is preferred</w:t>
       </w:r>
     </w:p>
     <w:p>
@@ -124,7 +124,7 @@
     </w:p>
     <w:p>
       <w:r>
-        <w:t>Solution: Give steroids 24–34 weeks (up to 36+6 in some protocols) to reduce neonatal RDS.</w:t>
+        <w:t>Solution: ✅ Correct Answer: A. Between 24 and 34 weeks of gestation in threatened preterm labour | 🧠 Clinical Rationale: Give steroids 24–34 weeks (up to 36+6 in some protocols) to reduce neonatal RDS. | ❌ Why Not Others? | B — After 40 weeks: not the appropriate nursing action here | C — At conception: not the appropriate nursing action here | D — In the first trimester: Avoid lithium in the first trimester when possible. | ⚠️ Exam Trap: Read the exact question — the correct fact and its look-alike options are easy to interchange. | 💎 PNC Pearl: Between 24 and 34 weeks of gestation in threatened preterm labour → Give steroids 24–34 weeks (up to 36+6 in some protocols) to reduce neonatal RDS</w:t>
       </w:r>
     </w:p>
     <w:p>
@@ -169,7 +169,7 @@
     </w:p>
     <w:p>
       <w:r>
-        <w:t>Solution: Naloxone reverses opioid-induced respiratory depression.</w:t>
+        <w:t>Solution: ✅ Correct Answer: A. Naloxone | 🧠 Clinical Rationale: Naloxone reverses opioid-induced respiratory depression. | ❌ Why Not Others? | B — Flumazenil: Reverses benzodiazepines; use cautiously. | C — Atropine: Raises the heart rate in symptomatic bradycardia. | D — Vitamin K: Reverses warfarin's effect. | ⚠️ Exam Trap: Read the exact question — the correct fact and its look-alike options are easy to interchange. | 💎 PNC Pearl: Naloxone → reverses opioid-induced respiratory depression</w:t>
       </w:r>
     </w:p>
     <w:p>
@@ -214,7 +214,7 @@
     </w:p>
     <w:p>
       <w:r>
-        <w:t>Solution: The masseter (jaw) exerts the greatest bite force relative to its size.</w:t>
+        <w:t>Solution: ✅ Correct Answer: A. Masseter | 🧠 Clinical Rationale: The masseter (jaw) exerts the greatest bite force relative to its size. | ❌ Why Not Others? | B — Gluteus maximus: The gluteus maximus is the largest muscle by volume. | C — Biceps brachii: Biceps brachii = Flexion of the elbow | D — Rectus abdominis: not the appropriate nursing action here | ⚠️ Exam Trap: Read the exact question — the correct fact and its look-alike options are easy to interchange. | 💎 PNC Pearl: Masseter → (jaw) exerts the greatest bite force relative to its size</w:t>
       </w:r>
     </w:p>
     <w:p>
@@ -259,7 +259,7 @@
     </w:p>
     <w:p>
       <w:r>
-        <w:t>Solution: AMTSL (oxytocin, controlled cord traction, uterine massage) prevents most PPH.</w:t>
+        <w:t>Solution: ✅ Correct Answer: A. Active management of the third stage of labour with oxytocin | 🧠 Clinical Rationale: AMTSL (oxytocin, controlled cord traction, uterine massage) prevents most PPH. | ❌ Why Not Others? | B — Delayed cord clamping only: not the correct first action | C — Antibiotics: Compliance matters; missed pills and enzyme-inducing drugs reduce OC efficacy. Condoms prevent STIs. — not the correct first action | D — Bed rest: Immobility and dehydration are major causes of constipation. — not the correct first action | ⚠️ Exam Trap: Read the exact question — the correct fact and its look-alike options are easy to interchange. | 💎 PNC Pearl: Active management of the third stage of labour with oxytocin → AMTSL (oxytocin, controlled cord traction, uterine massage) prevents most PPH</w:t>
       </w:r>
     </w:p>
     <w:p>
@@ -304,7 +304,7 @@
     </w:p>
     <w:p>
       <w:r>
-        <w:t>Solution: Chronic blood loss (menstrual, GI) is the leading cause; hookworm is important in India.</w:t>
+        <w:t>Solution: ✅ Correct Answer: A. Chronic blood loss | 🧠 Clinical Rationale: Chronic blood loss (menstrual, GI) is the leading cause; hookworm is important in India. | ❌ Why Not Others? | B — Malabsorption: Autoimmune destruction of parietal cells loses intrinsic factor, blocking B12 absorption. | C — Parasitic infestation only: not the appropriate nursing action here | D — Genetic disorder: not the appropriate nursing action here | ⚠️ Exam Trap: Read the exact question — the correct fact and its look-alike options are easy to interchange. | 💎 PNC Pearl: Chronic blood loss → (menstrual, GI) is the leading cause; hookworm is important in India</w:t>
       </w:r>
     </w:p>
     <w:p>
@@ -349,7 +349,7 @@
     </w:p>
     <w:p>
       <w:r>
-        <w:t>Solution: Therapeutic communication is the core tool of psychiatric nursing.</w:t>
+        <w:t>Solution: ✅ Correct Answer: A. Therapeutic communication | 🧠 Clinical Rationale: Therapeutic communication is the core tool of psychiatric nursing. | ❌ Why Not Others? | B — Physical restraint: not the correct first action | C — Drug calculation: not the correct first action | D — Surgical asepsis: not the correct first action | ⚠️ Exam Trap: Read the exact question — the correct fact and its look-alike options are easy to interchange. | 💎 PNC Pearl: Therapeutic communication → the core tool of psychiatric nursing</w:t>
       </w:r>
     </w:p>
     <w:p>
@@ -394,7 +394,7 @@
     </w:p>
     <w:p>
       <w:r>
-        <w:t>Solution: About 96% of term foetuses present by the vertex (head).</w:t>
+        <w:t>Solution: ✅ Correct Answer: A. Vertex (cephalic) presentation | 🧠 Clinical Rationale: About 96% of term foetuses present by the vertex (head). | ❌ Why Not Others? | B — Breech: Screen with Ortolani/Barlow tests; harness treatment in early infancy. | C — Transverse lie: Oxytocin is contraindicated when vaginal delivery is unsafe: malpresentations, praevia, or prior uterine scar. | D — Face presentation: not the appropriate nursing action here | ⚠️ Exam Trap: Read the exact question — the correct fact and its look-alike options are easy to interchange. | 💎 PNC Pearl: Vertex (cephalic) presentation → About 96% of term foetuses present by the vertex (head)</w:t>
       </w:r>
     </w:p>
     <w:p>
@@ -439,7 +439,7 @@
     </w:p>
     <w:p>
       <w:r>
-        <w:t>Solution: Newborn screening (TSH, PKU, G6PD, CAH) enables early treatment of preventable disability.</w:t>
+        <w:t>Solution: ✅ Correct Answer: A. Congenital hypothyroidism and metabolic disorders (Guthrie test) | 🧠 Clinical Rationale: Newborn screening (TSH, PKU, G6PD, CAH) enables early treatment of preventable disability. | ❌ Why Not Others? | B — Asthma: Non-selective beta-blockade constricts airways; they are avoided in asthma. | C — Diabetes: Epidemic-prone diseases are communicable (cholera, dengue, measles, JE); diabetes is an NCD. | D — Hypertension: Chronic hypertension causes most spontaneous intracerebral bleeds. | ⚠️ Exam Trap: Read the exact question — the correct fact and its look-alike options are easy to interchange. | 💎 PNC Pearl: Congenital hypothyroidism and metabolic disorders (Guthrie test) → Newborn screening (TSH, PKU, G6PD, CAH) enables early treatment of preventable disability</w:t>
       </w:r>
     </w:p>
     <w:p>
@@ -484,7 +484,7 @@
     </w:p>
     <w:p>
       <w:r>
-        <w:t>Solution: Hypokalaemia and bradycardia from starvation cause fatal arrhythmias.</w:t>
+        <w:t>Solution: ✅ Correct Answer: A. Cardiac arrhythmias and electrolyte imbalance | 🧠 Clinical Rationale: Hypokalaemia and bradycardia from starvation cause fatal arrhythmias. | ❌ Why Not Others? | B — Diabetes: Epidemic-prone diseases are communicable (cholera, dengue, measles, JE); diabetes is an NCD. | C — Hypertension: Chronic hypertension causes most spontaneous intracerebral bleeds. | D — Constipation only: not the appropriate nursing action here | ⚠️ Exam Trap: Read the exact question — the correct fact and its look-alike options are easy to interchange. | 💎 PNC Pearl: Cardiac arrhythmias and electrolyte imbalance → Hypokalaemia and bradycardia from starvation cause fatal arrhythmias</w:t>
       </w:r>
     </w:p>
     <w:p>
@@ -529,7 +529,7 @@
     </w:p>
     <w:p>
       <w:r>
-        <w:t>Solution: IOP normally 10–21 mmHg; above 21 with optic damage indicates glaucoma.</w:t>
+        <w:t>Solution: ✅ Correct Answer: A. 10–21 mmHg | 🧠 Clinical Rationale: IOP normally 10–21 mmHg; above 21 with optic damage indicates glaucoma. | ❌ Why Not Others? | B — 30–40 mmHg: not the appropriate nursing action here | C — 5–8 mmHg: not the appropriate nursing action here | D — 50 mmHg: Neonatal BP averages 60-80/40-50 mmHg, rising through infancy. | ⚠️ Exam Trap: Read the exact question — the correct fact and its look-alike options are easy to interchange. | 💎 PNC Pearl: 10–21 mmHg → IOP normally ; above 21 with optic damage indicates glaucoma</w:t>
       </w:r>
     </w:p>
     <w:p>
@@ -574,7 +574,7 @@
     </w:p>
     <w:p>
       <w:r>
-        <w:t>Solution: Late decelerations after the contraction peak signal inadequate placental oxygen; reposition left side and give oxygen.</w:t>
+        <w:t>Solution: ✅ Correct Answer: A. Uteroplacental insufficiency and foetal hypoxia | 🧠 Clinical Rationale: Late decelerations after the contraction peak signal inadequate placental oxygen; reposition left side and give oxygen. | ❌ Why Not Others? | B — Cord compression: Variable decelerations reflect umbilical cord compression; reposition the mother to relieve it. | C — Head compression: Early decelerations mirror contractions and are benign; late decelerations indicate uteroplacental insuffic... | D — Maternal position: not the appropriate nursing action here | ⚠️ Exam Trap: Read the exact question — the correct fact and its look-alike options are easy to interchange. | 💎 PNC Pearl: Uteroplacental insufficiency and foetal hypoxia → Late decelerations after the contraction peak signal inadequate placental oxygen; reposition left side and give oxygen</w:t>
       </w:r>
     </w:p>
     <w:p>
@@ -619,7 +619,7 @@
     </w:p>
     <w:p>
       <w:r>
-        <w:t>Solution: Normal baseline FHR is 110–160 bpm; below 110 is bradycardia, above 160 tachycardia.</w:t>
+        <w:t>Solution: ✅ Correct Answer: A. 110–160 beats per minute | 🧠 Clinical Rationale: Normal baseline FHR is 110–160 bpm; below 110 is bradycardia, above 160 tachycardia. | ❌ Why Not Others? | B — 80–100 beats per minute: not the appropriate nursing action here | C — 60–80 beats per minute: not the appropriate nursing action here | D — 170–200 beats per minute: not the appropriate nursing action here | ⚠️ Exam Trap: Don’t confuse "110–160 beats per minute" with "60–80 beats per minute" — they look alike and are easy to interchange. | 💎 PNC Pearl: 110–160 beats per minute → Normal baseline FHR is 110–160 bpm; below 110 is bradycardia, above 160 tachycardia</w:t>
       </w:r>
     </w:p>
     <w:p>
@@ -664,7 +664,7 @@
     </w:p>
     <w:p>
       <w:r>
-        <w:t>Solution: Cortisol promotes gluconeogenesis, mobilizing fuel during stress.</w:t>
+        <w:t>Solution: ✅ Correct Answer: A. Raise blood glucose during stress | 🧠 Clinical Rationale: Cortisol promotes gluconeogenesis, mobilizing fuel during stress. | ❌ Why Not Others? | B — Lower blood glucose: not the appropriate nursing action here | C — Increase sodium excretion: not the appropriate nursing action here | D — Stimulate growth: not the appropriate nursing action here | ⚠️ Exam Trap: Don’t confuse "Raise blood glucose during stress" with "Lower blood glucose" — they look alike and are easy to interchange. | 💎 PNC Pearl: Raise blood glucose during stress → Cortisol promotes gluconeogenesis, mobilizing fuel during stress</w:t>
       </w:r>
     </w:p>
     <w:p>
@@ -709,7 +709,7 @@
     </w:p>
     <w:p>
       <w:r>
-        <w:t>Solution: N. gonorrhoeae is a Gram-negative diplococcus causing urethritis and cervicitis.</w:t>
+        <w:t>Solution: ✅ Correct Answer: A. Neisseria gonorrhoeae | 🧠 Clinical Rationale: N. gonorrhoeae is a Gram-negative diplococcus causing urethritis and cervicitis. | ❌ Why Not Others? | B — Treponema pallidum: A spirochaete, causes syphilis with stages of infection. | C — Chlamydia trachomatis: C. trachomatis causes non-gonococcal urethritis and PID. | D — Trichomonas: T. vaginalis causes frothy vaginal discharge; metronidazole treats it. | ⚠️ Exam Trap: Read the exact question — the correct fact and its look-alike options are easy to interchange. | 💎 PNC Pearl: Neisseria gonorrhoeae → N. gonorrhoeae is a Gram-negative diplococcus causing urethritis and cervicitis</w:t>
       </w:r>
     </w:p>
     <w:p>
@@ -754,7 +754,7 @@
     </w:p>
     <w:p>
       <w:r>
-        <w:t>Solution: The deltoid muscle can typically hold only up to 2 ml; larger volumes go to the vastus lateralis or ventrogluteal.</w:t>
+        <w:t>Solution: ✅ Correct Answer: A. 2 ml | 🧠 Clinical Rationale: The deltoid muscle can typically hold only up to 2 ml; larger volumes go to the vastus lateralis or ventrogluteal. | ❌ Why Not Others? | B — 5 ml: not the appropriate nursing action here | C — 10 ml: not the appropriate nursing action here | D — 0.5 ml: not the appropriate nursing action here | ⚠️ Exam Trap: Read the exact question — the correct fact and its look-alike options are easy to interchange. | 💎 PNC Pearl: 2 ml → The deltoid muscle can typically hold only up to ; larger volumes go to the vastus lateralis or ventrogluteal</w:t>
       </w:r>
     </w:p>
     <w:p>
@@ -799,7 +799,7 @@
     </w:p>
     <w:p>
       <w:r>
-        <w:t>Solution: Antacids alter gastric pH and chelate drugs; separate dosing by at least 2 hours.</w:t>
+        <w:t>Solution: ✅ Correct Answer: A. They reduce absorption of many medications | 🧠 Clinical Rationale: Antacids alter gastric pH and chelate drugs; separate dosing by at least 2 hours. | ❌ Why Not Others? | B — They increase absorption too much: not the appropriate nursing action here | C — They cause vomiting: not the appropriate nursing action here | D — They are toxic: not the appropriate nursing action here | ⚠️ Exam Trap: Read the exact question — the correct fact and its look-alike options are easy to interchange. | 💎 PNC Pearl: They reduce absorption of many medications → Antacids alter gastric pH and chelate drugs; separate dosing by at least 2 hours</w:t>
       </w:r>
     </w:p>
     <w:p>
@@ -844,7 +844,7 @@
     </w:p>
     <w:p>
       <w:r>
-        <w:t>Solution: NSAIDs cause gastritis/ulcers and renal impairment; use with food and monitor renal function.</w:t>
+        <w:t>Solution: ✅ Correct Answer: A. GI bleeding and nephrotoxicity | 🧠 Clinical Rationale: NSAIDs cause gastritis/ulcers and renal impairment; use with food and monitor renal function. | ❌ Why Not Others? | B — Hepatitis only: not the appropriate nursing action here | C — Bradycardia: Bradycardia = 60 beats per minute | D — Hyperkalaemia only: not the appropriate nursing action here | ⚠️ Exam Trap: Read the exact question — the correct fact and its look-alike options are easy to interchange. | 💎 PNC Pearl: GI bleeding and nephrotoxicity → NSAIDs cause gastritis/ulcers and renal impairment; use with food and monitor renal function</w:t>
       </w:r>
     </w:p>
     <w:p>
@@ -889,7 +889,7 @@
     </w:p>
     <w:p>
       <w:r>
-        <w:t>Solution: Left heart failure is the usual cause of right heart failure; symptoms include peripheral oedema and JVD.</w:t>
+        <w:t>Solution: ✅ Correct Answer: A. Left-sided heart failure | 🧠 Clinical Rationale: Left heart failure is the usual cause of right heart failure; symptoms include peripheral oedema and JVD. | ❌ Why Not Others? | B — Aortic stenosis: not the appropriate nursing action here | C — Mitral regurgitation: Mitral valve disease dominates RHD; penicillin prophylaxis prevents recurrence. | D — Pericarditis: not the appropriate nursing action here | ⚠️ Exam Trap: Read the exact question — the correct fact and its look-alike options are easy to interchange. | 💎 PNC Pearl: Left-sided heart failure → Left heart failure is the usual cause of right heart failure; symptoms include peripheral oedema and JVD</w:t>
       </w:r>
     </w:p>
     <w:p>
@@ -934,7 +934,7 @@
     </w:p>
     <w:p>
       <w:r>
-        <w:t>Solution: Delayed meconium passage suggests aganglionic megacolon; rectal biopsy confirms.</w:t>
+        <w:t>Solution: ✅ Correct Answer: A. Hirschsprung's disease | 🧠 Clinical Rationale: Delayed meconium passage suggests aganglionic megacolon; rectal biopsy confirms. | ❌ Why Not Others? | B — Jaundice: Physiological jaundice from immature liver enzymes appears after 24 hours and resolves by day 7–10. | C — Anaemia: Affects more than half of pregnant women in India. | D — Cleft palate: not the appropriate nursing action here | ⚠️ Exam Trap: Read the exact question — the correct fact and its look-alike options are easy to interchange. | 💎 PNC Pearl: Hirschsprung's disease → Delayed meconium passage suggests aganglionic megacolon; rectal biopsy confirms</w:t>
       </w:r>
     </w:p>
     <w:p>
@@ -979,7 +979,7 @@
     </w:p>
     <w:p>
       <w:r>
-        <w:t>Solution: Heterosexual contact accounts for the majority of HIV transmission in India.</w:t>
+        <w:t>Solution: ✅ Correct Answer: A. Sexual contact | 🧠 Clinical Rationale: Heterosexual contact accounts for the majority of HIV transmission in India. | ❌ Why Not Others? | B — Blood transfusion: Comprehensive EmOC = BEmOC + surgery and blood transfusion. | C — Needle sharing: not the appropriate nursing action here | D — Mother to child: not the appropriate nursing action here | ⚠️ Exam Trap: Read the exact question — the correct fact and its look-alike options are easy to interchange. | 💎 PNC Pearl: Sexual contact → Heterosexual contact accounts for the majority of HIV transmission in India</w:t>
       </w:r>
     </w:p>
     <w:p>
@@ -1024,7 +1024,7 @@
     </w:p>
     <w:p>
       <w:r>
-        <w:t>Solution: Ratios vary; ICUs need higher staffing (1:1 or 1:2), general wards less.</w:t>
+        <w:t>Solution: ✅ Correct Answer: A. 1:6 during day (varies by policy) | 🧠 Clinical Rationale: Ratios vary; ICUs need higher staffing (1:1 or 1:2), general wards less. | ❌ Why Not Others? | B — 1:1: not the appropriate nursing action here | C — 1:50: not the appropriate nursing action here | D — 1:100: not the appropriate nursing action here | ⚠️ Exam Trap: Read the exact question — the correct fact and its look-alike options are easy to interchange. | 💎 PNC Pearl: 1:6 during day (varies by policy) → Ratios vary; ICUs need higher staffing (1:1 or 1:2), general wards less</w:t>
       </w:r>
     </w:p>
     <w:p>
@@ -1069,7 +1069,7 @@
     </w:p>
     <w:p>
       <w:r>
-        <w:t>Solution: Serum amylase rises within hours and lipase is more specific; both confirm pancreatitis.</w:t>
+        <w:t>Solution: ✅ Correct Answer: A. Elevated serum amylase and lipase | 🧠 Clinical Rationale: Serum amylase rises within hours and lipase is more specific; both confirm pancreatitis. | ❌ Why Not Others? | B — Elevated creatinine: not the appropriate nursing action here | C — Low potassium: Hypokalaemia potentiates digoxin effects. | D — Raised haemoglobin: not the appropriate nursing action here | ⚠️ Exam Trap: Read the exact question — the correct fact and its look-alike options are easy to interchange. | 💎 PNC Pearl: Elevated serum amylase and lipase → Serum amylase rises within hours and lipase is more specific; both confirm pancreatitis</w:t>
       </w:r>
     </w:p>
     <w:p>
@@ -1114,7 +1114,7 @@
     </w:p>
     <w:p>
       <w:r>
-        <w:t>Solution: ADH is synthesized in the hypothalamus and released from the posterior pituitary.</w:t>
+        <w:t>Solution: ✅ Correct Answer: A. Posterior pituitary | 🧠 Clinical Rationale: ADH is synthesized in the hypothalamus and released from the posterior pituitary. | ❌ Why Not Others? | B — Anterior pituitary: GH from the anterior pituitary promotes growth. | C — Adrenal cortex: Cortisol manages stress, glucose, and inflammation. | D — Thyroid: Thyroid = Uncontrolled hyperthyroidism | ⚠️ Exam Trap: Read the exact question — the correct fact and its look-alike options are easy to interchange. | 💎 PNC Pearl: ADH is synthesized in the hypothalamus and released from the posterior pituitary.</w:t>
       </w:r>
     </w:p>
     <w:p>
@@ -1159,7 +1159,7 @@
     </w:p>
     <w:p>
       <w:r>
-        <w:t>Solution: Alcohol is the leading cause of chronic pancreatitis.</w:t>
+        <w:t>Solution: ✅ Correct Answer: A. Chronic alcoholism | 🧠 Clinical Rationale: Alcohol is the leading cause of chronic pancreatitis. | ❌ Why Not Others? | B — Gallstones: Are the leading cause of acute pancreatitis, especially in women. | C — Hyperlipidaemia: not the appropriate nursing action here | D — Trauma: Birth trauma, episiotomy pain, and epidurals impair bladder sensation; monitor voiding closely. | ⚠️ Exam Trap: Read the exact question — the correct fact and its look-alike options are easy to interchange. | 💎 PNC Pearl: Chronic alcoholism → Alcohol is the leading cause of chronic pancreatitis</w:t>
       </w:r>
     </w:p>
     <w:p>
@@ -1204,7 +1204,7 @@
     </w:p>
     <w:p>
       <w:r>
-        <w:t>Solution: Collagen fibres give bone flexibility and tensile strength; calcium salts give hardness.</w:t>
+        <w:t>Solution: ✅ Correct Answer: A. Collagen | 🧠 Clinical Rationale: Collagen fibres give bone flexibility and tensile strength; calcium salts give hardness. | ❌ Why Not Others? | B — Keratin: not the appropriate nursing action here | C — Elastin: not the appropriate nursing action here | D — Myosin: Heads pull actin filaments during contraction. | ⚠️ Exam Trap: Read the exact question — the correct fact and its look-alike options are easy to interchange. | 💎 PNC Pearl: Collagen → fibres give bone flexibility and tensile strength; calcium salts give hardness</w:t>
       </w:r>
     </w:p>
     <w:p>
@@ -1249,7 +1249,7 @@
     </w:p>
     <w:p>
       <w:r>
-        <w:t>Solution: Scurvy: bleeding gums, poor wound healing, and petechiae from defective collagen.</w:t>
+        <w:t>Solution: ✅ Correct Answer: A. Scurvy | 🧠 Clinical Rationale: Scurvy: bleeding gums, poor wound healing, and petechiae from defective collagen. | ❌ Why Not Others? | B — Rickets: Causes bowed legs and poor mineralization. | C — Beriberi: Thiamine deficiency causes neuropathy and heart failure. | D — Pellagra: Is the 3-D disease from niacin deficiency. | ⚠️ Exam Trap: Read the exact question — the correct fact and its look-alike options are easy to interchange. | 💎 PNC Pearl: Scurvy → bleeding gums, poor wound healing, and petechiae from defective collagen</w:t>
       </w:r>
     </w:p>
     <w:p>
@@ -1294,7 +1294,7 @@
     </w:p>
     <w:p>
       <w:r>
-        <w:t>Solution: Infants sit unsupported around 6–8 months (head control by 3–4 months).</w:t>
+        <w:t>Solution: ✅ Correct Answer: A. 6–8 months | 🧠 Clinical Rationale: Infants sit unsupported around 6–8 months (head control by 3–4 months). | ❌ Why Not Others? | B — 3 months: DMPA is administered every 3 months (13 weeks). | C — 12 months: MR vaccine at 9–12 months with a second dose at 16–24 months. | D — 2 months: not the appropriate nursing action here | ⚠️ Exam Trap: Read the exact question — the correct fact and its look-alike options are easy to interchange. | 💎 PNC Pearl: 6–8 months → Infants sit unsupported around (head control by 3–4 months)</w:t>
       </w:r>
     </w:p>
     <w:p>
@@ -1339,7 +1339,7 @@
     </w:p>
     <w:p>
       <w:r>
-        <w:t>Solution: Acute haemolytic reaction (usually ABO incompatibility) is life-threatening, with fever, chills, back pain, and shock.</w:t>
+        <w:t>Solution: ✅ Correct Answer: A. Acute haemolytic reaction | 🧠 Clinical Rationale: Acute haemolytic reaction (usually ABO incompatibility) is life-threatening, with fever, chills, back pain, and shock. | ❌ Why Not Others? | B — Fever after 24 hours: not the appropriate nursing action here | C — Mild urticaria: not the appropriate nursing action here | D — Iron overload: Ferritin rises as an acute-phase reactant too. | ⚠️ Exam Trap: Read the exact question — the correct fact and its look-alike options are easy to interchange. | 💎 PNC Pearl: Acute haemolytic reaction → (usually ABO incompatibility) is life-threatening, with fever, chills, back pain, and shock</w:t>
       </w:r>
     </w:p>
     <w:p>
@@ -1384,7 +1384,7 @@
     </w:p>
     <w:p>
       <w:r>
-        <w:t>Solution: VZV causes chickenpox (primary) and shingles (reactivation).</w:t>
+        <w:t>Solution: ✅ Correct Answer: A. Varicella-zoster virus | 🧠 Clinical Rationale: VZV causes chickenpox (primary) and shingles (reactivation). | ❌ Why Not Others? | B — Measles virus: not the appropriate nursing action here | C — Rubella virus: Rubella in the first trimester causes congenital defects; MMR prevents it. | D — Herpes simplex: HSV-1 causes sporadic encephalitis with temporal lobe predilection. | ⚠️ Exam Trap: Read the exact question — the correct fact and its look-alike options are easy to interchange. | 💎 PNC Pearl: Varicella-zoster virus → VZV causes chickenpox (primary) and shingles (reactivation)</w:t>
       </w:r>
     </w:p>
     <w:p>
@@ -1429,7 +1429,7 @@
     </w:p>
     <w:p>
       <w:r>
-        <w:t>Solution: Maternal hyperglycaemia causes foetal hyperinsulinaemia, macrosomia, and hypoglycaemia after birth.</w:t>
+        <w:t>Solution: ✅ Correct Answer: A. Macrosomia and neonatal hypoglycaemia | 🧠 Clinical Rationale: Maternal hyperglycaemia causes foetal hyperinsulinaemia, macrosomia, and hypoglycaemia after birth. | ❌ Why Not Others? | B — Prematurity only: not the appropriate nursing action here | C — Jaundice only: not the appropriate nursing action here | D — Congenital heart disease: Structural heart disease dominates neonatal failure; examine for murmurs and cyanosis. | ⚠️ Exam Trap: Read the exact question — the correct fact and its look-alike options are easy to interchange. | 💎 PNC Pearl: Macrosomia and neonatal hypoglycaemia → Maternal hyperglycaemia causes foetal hyperinsulinaemia, macrosomia, and hypoglycaemia after birth</w:t>
       </w:r>
     </w:p>
     <w:p>
@@ -1474,7 +1474,7 @@
     </w:p>
     <w:p>
       <w:r>
-        <w:t>Solution: Oestrogen from ovarian follicles drives female secondary sexual development.</w:t>
+        <w:t>Solution: ✅ Correct Answer: A. Oestrogen | 🧠 Clinical Rationale: Oestrogen from ovarian follicles drives female secondary sexual development. | ❌ Why Not Others? | B — Progesterone: Maintains the endometrium and pregnancy. | C — FSH: not the appropriate nursing action here | D — Prolactin: From the anterior pituitary drives milk synthesis. | ⚠️ Exam Trap: Read the exact question — the correct fact and its look-alike options are easy to interchange. | 💎 PNC Pearl: Oestrogen → from ovarian follicles drives female secondary sexual development</w:t>
       </w:r>
     </w:p>
     <w:p>
@@ -1519,7 +1519,7 @@
     </w:p>
     <w:p>
       <w:r>
-        <w:t>Solution: MPOWER: monitor, protect, offer help, warn, enforce bans, raise taxes — WHO tobacco measures.</w:t>
+        <w:t>Solution: ✅ Correct Answer: A. Tobacco control | 🧠 Clinical Rationale: MPOWER: monitor, protect, offer help, warn, enforce bans, raise taxes — WHO tobacco measures. | ❌ Why Not Others? | B — Malaria: Remains the most widespread vector-borne disease. | C — Maternal health: MDG 5 targeted maternal health improvement. | D — Polio: OPV/IPV immunization eradicated wild polio in India; surveillance continues. | ⚠️ Exam Trap: Read the exact question — the correct fact and its look-alike options are easy to interchange. | 💎 PNC Pearl: Tobacco control → MPOWER: monitor, protect, offer help, warn, enforce bans, raise taxes — WHO tobacco measures</w:t>
       </w:r>
     </w:p>
     <w:p>
@@ -1564,7 +1564,7 @@
     </w:p>
     <w:p>
       <w:r>
-        <w:t>Solution: Restraint/seclusion are emergency measures, time-limited, and require close monitoring.</w:t>
+        <w:t>Solution: ✅ Correct Answer: A. Used only as a last resort with regular monitoring and documentation | 🧠 Clinical Rationale: Restraint/seclusion are emergency measures, time-limited, and require close monitoring. | ❌ Why Not Others? | B — Used routinely for convenience: not the appropriate nursing action here | C — Unsupervised: Supervise children near water; fencing and life jackets prevent drowning. | D — Long-term: Monitor bone health in chronic antipsychotic use. | ⚠️ Exam Trap: Read the exact question — the correct fact and its look-alike options are easy to interchange. | 💎 PNC Pearl: Used only as a last resort with regular monitoring and documentation → Restraint/seclusion are emergency measures, time-limited, and require close monitoring</w:t>
       </w:r>
     </w:p>
     <w:p>
@@ -1609,7 +1609,7 @@
     </w:p>
     <w:p>
       <w:r>
-        <w:t>Solution: The medullary rhythmicity centre (inspiratory/expiratory centres) generates the basic breathing rhythm.</w:t>
+        <w:t>Solution: ✅ Correct Answer: A. Medulla oblongata | 🧠 Clinical Rationale: The medullary rhythmicity centre (inspiratory/expiratory centres) generates the basic breathing rhythm. | ❌ Why Not Others? | B — Cerebellum: The cerebellum coordinates movement, posture, and balance. — not the correct location | C — Hypothalamus: The hypothalamus maintains homeostasis (temperature, hunger, thirst, hormones). — not the correct location | D — Cerebral cortex: not the correct location | ⚠️ Exam Trap: Read the exact question — the correct fact and its look-alike options are easy to interchange. | 💎 PNC Pearl: Medulla oblongata → The medullary rhythmicity centre (inspiratory/expiratory centres) generates the basic breathing rhythm</w:t>
       </w:r>
     </w:p>
     <w:p>
@@ -1654,7 +1654,7 @@
     </w:p>
     <w:p>
       <w:r>
-        <w:t>Solution: Penicillin allergy (rash to anaphylaxis) is the key concern; obtain allergy history before giving.</w:t>
+        <w:t>Solution: ✅ Correct Answer: A. Allergic reactions, especially rash and anaphylaxis | 🧠 Clinical Rationale: Penicillin allergy (rash to anaphylaxis) is the key concern; obtain allergy history before giving. | ❌ Why Not Others? | B — Hypoglycaemia: Insulin secretagogues cause hypoglycaemia, especially with missed meals or renal impairment. | C — Nephrotoxicity only: not the appropriate nursing action here | D — Ototoxicity: Loop diuretics waste potassium and can harm hearing. | ⚠️ Exam Trap: Read the exact question — the correct fact and its look-alike options are easy to interchange. | 💎 PNC Pearl: Allergic reactions, especially rash and anaphylaxis → Penicillin allergy (rash to anaphylaxis) is the key concern; obtain allergy history before giving</w:t>
       </w:r>
     </w:p>
     <w:p>
@@ -1699,7 +1699,7 @@
     </w:p>
     <w:p>
       <w:r>
-        <w:t>Solution: LBW &lt;2.5 kg; very low birth weight &lt;1.5 kg; extremely low &lt;1 kg.</w:t>
+        <w:t>Solution: ✅ Correct Answer: A. 2.5 kg | 🧠 Clinical Rationale: LBW &lt;2.5 kg; very low birth weight &lt;1.5 kg; extremely low &lt;1 kg. | ❌ Why Not Others? | B — 3 kg: not the appropriate nursing action here | C — 2 kg: not the appropriate nursing action here | D — 1 kg: not the appropriate nursing action here | ⚠️ Exam Trap: Read the exact question — the correct fact and its look-alike options are easy to interchange. | 💎 PNC Pearl: 2.5 kg → LBW &lt; ; very low birth weight &lt;1.5 kg; extremely low &lt;1 kg</w:t>
       </w:r>
     </w:p>
     <w:p>
@@ -1744,7 +1744,7 @@
     </w:p>
     <w:p>
       <w:r>
-        <w:t>Solution: Roy's Adaptation Model views the person as an adaptive system responding to stimuli through adaptive modes.</w:t>
+        <w:t>Solution: ✅ Correct Answer: A. Adaptation | 🧠 Clinical Rationale: Roy's Adaptation Model views the person as an adaptive system responding to stimuli through adaptive modes. | ❌ Why Not Others? | B — Self-care: Dorothea Orem's theory holds that nursing is needed when a person's self-care demands exceed self-care abil... | C — Caring: The 4 Cs improve the quality of maternity care. | D — Health promotion: Prevention and promotion at the population level define community health nursing. | ⚠️ Exam Trap: Read the exact question — the correct fact and its look-alike options are easy to interchange. | 💎 PNC Pearl: Adaptation → Roy's Model views the person as an adaptive system responding to stimuli through adaptive modes</w:t>
       </w:r>
     </w:p>
     <w:p>
@@ -1789,7 +1789,7 @@
     </w:p>
     <w:p>
       <w:r>
-        <w:t>Solution: Countries like India face both undernutrition and rising obesity/NCDs simultaneously.</w:t>
+        <w:t>Solution: ✅ Correct Answer: A. Undernutrition and overnutrition coexisting | 🧠 Clinical Rationale: Countries like India face both undernutrition and rising obesity/NCDs simultaneously. | ❌ Why Not Others? | B — Two types of anaemia: not the appropriate nursing action here | C — Protein and calorie deficiency: not the appropriate nursing action here | D — Vitamin A and D deficiency: not the appropriate nursing action here | ⚠️ Exam Trap: Read the exact question — the correct fact and its look-alike options are easy to interchange. | 💎 PNC Pearl: Undernutrition and overnutrition coexisting → Countries like India face both undernutrition and rising obesity/NCDs simultaneously</w:t>
       </w:r>
     </w:p>
     <w:p>
@@ -1834,7 +1834,7 @@
     </w:p>
     <w:p>
       <w:r>
-        <w:t>Solution: Hold digoxin if the apical pulse is &lt;60 bpm in adults and notify the physician.</w:t>
+        <w:t>Solution: ✅ Correct Answer: A. Apical pulse for 1 full minute | 🧠 Clinical Rationale: Hold digoxin if the apical pulse is &lt;60 bpm in adults and notify the physician. | ❌ Why Not Others? | B — Temperature: Tepid sponging lowers temperature by evaporation without shivering. | C — Respiratory rate: RR is breaths per minute. | D — Blood glucose: Cortisol promotes gluconeogenesis, mobilizing fuel during stress. | ⚠️ Exam Trap: Read the exact question — the correct fact and its look-alike options are easy to interchange. | 💎 PNC Pearl: Apical pulse for 1 full minute → Hold digoxin if the apical pulse is &lt;60 bpm in adults and notify the physician</w:t>
       </w:r>
     </w:p>
     <w:p>
@@ -1879,7 +1879,7 @@
     </w:p>
     <w:p>
       <w:r>
-        <w:t>Solution: APGAR: Appearance, Pulse, Grimace, Activity, Respiration; each scored 0–2 (total 0–10).</w:t>
+        <w:t>Solution: ✅ Correct Answer: A. Appearance (colour) | 🧠 Clinical Rationale: APGAR: Appearance, Pulse, Grimace, Activity, Respiration; each scored 0–2 (total 0–10). | ❌ Why Not Others? | B — Airway: Protection and aspiration prevention come first in the unconscious client. | C — Activity: Paracetamol is a weak peripheral COX inhibitor, explaining its poor anti-inflammatory action. | D — Apnoea: Apnoea = Cessation of breathing | ⚠️ Exam Trap: Read the exact question — the correct fact and its look-alike options are easy to interchange. | 💎 PNC Pearl: Appearance (colour) → APGAR: Appearance, Pulse, Grimace, Activity, Respiration; each scored 0–2 (total 0–10)</w:t>
       </w:r>
     </w:p>
     <w:p>
@@ -1924,7 +1924,7 @@
     </w:p>
     <w:p>
       <w:r>
-        <w:t>Solution: Lithium is the gold-standard mood stabilizer for mania and maintenance.</w:t>
+        <w:t>Solution: ✅ Correct Answer: A. Lithium | 🧠 Clinical Rationale: Lithium is the gold-standard mood stabilizer for mania and maintenance. | ❌ Why Not Others? | B — Paracetamol: Hepatotoxicity is dose-dependent; NAC is the antidote. — not the first | C — Benzodiazepines: Prevent seizures and manage withdrawal; vitamins (thiamine) prevent Wernicke-Korsakoff syndrome. — not the first | D — Stimulants: not the first | ⚠️ Exam Trap: Read the exact question — the correct fact and its look-alike options are easy to interchange. | 💎 PNC Pearl: Lithium = the first</w:t>
       </w:r>
     </w:p>
     <w:p>
@@ -1969,7 +1969,7 @@
     </w:p>
     <w:p>
       <w:r>
-        <w:t>Solution: ICDS: nutrition, immunization, health checks, referral, pre-school education, and health/nutrition education.</w:t>
+        <w:t>Solution: ✅ Correct Answer: A. Surgical operations | 🧠 Clinical Rationale: ICDS: nutrition, immunization, health checks, referral, pre-school education, and health/nutrition education. | ❌ Why Not Others? | B — Supplementary nutrition: a true statement, but the question asks EXCEPT | C — Immunization: Immunization = Primary prevention — not the odd one out here (question asks EXCEPT) | D — Health check-ups: a true statement, but the question asks EXCEPT | ⚠️ Exam Trap: EXCEPT question — the odd one out is the answer, not the true statements. | 💎 PNC Pearl: In EXCEPT questions, the odd one out is the answer.</w:t>
       </w:r>
     </w:p>
     <w:p>
@@ -2014,7 +2014,7 @@
     </w:p>
     <w:p>
       <w:r>
-        <w:t>Solution: Falling output after transplant suggests rejection, obstruction, or vascular thrombosis — urgent evaluation.</w:t>
+        <w:t>Solution: ✅ Correct Answer: A. Sudden anuria may indicate graft rejection or thrombosis | 🧠 Clinical Rationale: Falling output after transplant suggests rejection, obstruction, or vascular thrombosis — urgent evaluation. | ❌ Why Not Others? | B — It has no significance: not the appropriate nursing action here | C — Polyuria indicates failure: not the appropriate nursing action here | D — Output is irrelevant: not the appropriate nursing action here | ⚠️ Exam Trap: Read the exact question — the correct fact and its look-alike options are easy to interchange. | 💎 PNC Pearl: Sudden anuria may indicate graft rejection or thrombosis → Falling output after transplant suggests rejection, obstruction, or vascular thrombosis — urgent evaluation</w:t>
       </w:r>
     </w:p>
     <w:p>
@@ -2059,7 +2059,7 @@
     </w:p>
     <w:p>
       <w:r>
-        <w:t>Solution: Periconceptional folic acid (400 mcg) reduces NTD risk; 4 mg for high-risk women.</w:t>
+        <w:t>Solution: ✅ Correct Answer: A. 400–500 mcg daily before and during early pregnancy | 🧠 Clinical Rationale: Periconceptional folic acid (400 mcg) reduces NTD risk; 4 mg for high-risk women. | ❌ Why Not Others? | B — 10 mg daily: not the appropriate nursing action here | C — No folic acid: not the appropriate nursing action here | D — 100 mcg weekly: not the appropriate nursing action here | ⚠️ Exam Trap: Read the exact question — the correct fact and its look-alike options are easy to interchange. | 💎 PNC Pearl: 400–500 mcg daily before and during early pregnancy → Periconceptional folic acid (400 mcg) reduces NTD risk; 4 mg for high-risk women</w:t>
       </w:r>
     </w:p>
     <w:p>
@@ -2104,7 +2104,7 @@
     </w:p>
     <w:p>
       <w:r>
-        <w:t>Solution: E. coli is the commonest UTI pathogen; short urethra and hygiene favour ascent.</w:t>
+        <w:t>Solution: ✅ Correct Answer: A. E. coli ascending from the perineum | 🧠 Clinical Rationale: E. coli is the commonest UTI pathogen; short urethra and hygiene favour ascent. | ❌ Why Not Others? | B — Pseudomonas: Gram-negative organisms dominate nosocomial pneumonia. | C — Candida: Candidiasis (thrush) and cryptococcal meningitis dominate in AIDS. | D — Streptococcus: Group A strep causes scarlet fever with a strawberry tongue. | ⚠️ Exam Trap: Read the exact question — the correct fact and its look-alike options are easy to interchange. | 💎 PNC Pearl: E. coli ascending from the perineum → E. coli is the commonest UTI pathogen; short urethra and hygiene favour ascent</w:t>
       </w:r>
     </w:p>
     <w:p>
@@ -2149,7 +2149,7 @@
     </w:p>
     <w:p>
       <w:r>
-        <w:t>Solution: Piaget: sensorimotor, preoperational, concrete operational, formal operational.</w:t>
+        <w:t>Solution: ✅ Correct Answer: A. 4 | 🧠 Clinical Rationale: Piaget: sensorimotor, preoperational, concrete operational, formal operational. | ❌ Why Not Others? | B — 3: an incorrect number | C — 5: an incorrect number | D — 8: India has 8 Union Territories. — an incorrect number | ⚠️ Exam Trap: Read the exact question — the correct fact and its look-alike options are easy to interchange. | 💎 PNC Pearl: 4 → Piaget: sensorimotor, preoperational, concrete operational, formal operational</w:t>
       </w:r>
     </w:p>
     <w:p>
@@ -2194,7 +2194,7 @@
     </w:p>
     <w:p>
       <w:r>
-        <w:t>Solution: Non-adherence to antipsychotics is the strongest predictor of relapse in schizophrenia.</w:t>
+        <w:t>Solution: ✅ Correct Answer: A. Medication non-adherence | 🧠 Clinical Rationale: Non-adherence to antipsychotics is the strongest predictor of relapse in schizophrenia. | ❌ Why Not Others? | B — High intelligence: not the appropriate nursing action here | C — Good social support: not the appropriate nursing action here | D — Regular follow-up: not the appropriate nursing action here | ⚠️ Exam Trap: Read the exact question — the correct fact and its look-alike options are easy to interchange. | 💎 PNC Pearl: Medication non-adherence → Non-adherence to antipsychotics is the strongest predictor of relapse in schizophrenia</w:t>
       </w:r>
     </w:p>
     <w:p>
@@ -2239,7 +2239,7 @@
     </w:p>
     <w:p>
       <w:r>
-        <w:t>Solution: PASS = Pull the pin, Aim at the base, Squeeze the handle, Sweep side to side.</w:t>
+        <w:t>Solution: ✅ Correct Answer: A. Pull, Aim, Squeeze, Sweep | 🧠 Clinical Rationale: PASS = Pull the pin, Aim at the base, Squeeze the handle, Sweep side to side. | ❌ Why Not Others? | B — Press, Aim, Spray, Stop: not the appropriate nursing action here | C — Pull, Attack, Spray, Sweep: not the appropriate nursing action here | D — Point, Aim, Squeeze, Shoot: not the appropriate nursing action here | ⚠️ Exam Trap: Don’t confuse "Pull, Aim, Squeeze, Sweep" with "Pull, Attack, Spray, Sweep" — they look alike and are easy to interchange. | 💎 PNC Pearl: Pull, Aim, Squeeze, Sweep → PASS = Pull the pin, Aim at the base, Squeeze the handle, Sweep side to side</w:t>
       </w:r>
     </w:p>
     <w:p>
@@ -2284,7 +2284,7 @@
     </w:p>
     <w:p>
       <w:r>
-        <w:t>Solution: Pericardial pain worsens supine and improves sitting/leaning forward; friction rub is diagnostic.</w:t>
+        <w:t>Solution: ✅ Correct Answer: A. Chest pain relieved by sitting forward and a pericardial friction rub | 🧠 Clinical Rationale: Pericardial pain worsens supine and improves sitting/leaning forward; friction rub is diagnostic. | ❌ Why Not Others? | B — Pain relieved by lying flat: not the appropriate nursing action here | C — Silent precordium: not the appropriate nursing action here | D — No pain: not the appropriate nursing action here | ⚠️ Exam Trap: Don’t confuse "Chest pain relieved by sitting forward and a pericardial friction rub" with "Pain relieved by lying flat" — they look alike and are easy to interchange. | 💎 PNC Pearl: Chest pain relieved by sitting forward and a pericardial friction rub → Pericardial pain worsens supine and improves sitting/leaning forward; friction rub is diagnostic</w:t>
       </w:r>
     </w:p>
     <w:p>
@@ -2329,7 +2329,7 @@
     </w:p>
     <w:p>
       <w:r>
-        <w:t>Solution: FLACC (Face, Legs, Activity, Cry, Consolability) assesses pain in children/non-verbal clients; Braden scores pressure injury risk.</w:t>
+        <w:t>Solution: ✅ Correct Answer: A. FLACC or behavioural pain scale | 🧠 Clinical Rationale: FLACC (Face, Legs, Activity, Cry, Consolability) assesses pain in children/non-verbal clients; Braden scores pressure injury risk. | ❌ Why Not Others? | B — GCS: not the appropriate nursing action here | C — Braden scale: not the appropriate nursing action here | D — Norton scale: not the appropriate nursing action here | ⚠️ Exam Trap: Read the exact question — the correct fact and its look-alike options are easy to interchange. | 💎 PNC Pearl: FLACC or behavioural pain scale → FLACC (Face, Legs, Activity, Cry, Consolability) assesses pain in children/non-verbal clients; Braden scores pressure injury risk</w:t>
       </w:r>
     </w:p>
     <w:p>
@@ -2374,7 +2374,7 @@
     </w:p>
     <w:p>
       <w:r>
-        <w:t>Solution: The pyloric sphincter regulates gastric emptying into the duodenum.</w:t>
+        <w:t>Solution: ✅ Correct Answer: A. Pyloric sphincter | 🧠 Clinical Rationale: The pyloric sphincter regulates gastric emptying into the duodenum. | ❌ Why Not Others? | B — Cardiac sphincter: not the appropriate nursing action here | C — Ileocaecal valve: not the appropriate nursing action here | D — Anal sphincter: not the appropriate nursing action here | ⚠️ Exam Trap: Read the exact question — the correct fact and its look-alike options are easy to interchange. | 💎 PNC Pearl: Pyloric sphincter → regulates gastric emptying into the duodenum</w:t>
       </w:r>
     </w:p>
     <w:p>
@@ -2419,7 +2419,7 @@
     </w:p>
     <w:p>
       <w:r>
-        <w:t>Solution: Macro-drip sets deliver 10, 15, or 20 gtt/ml; micro-drip (pediatric) sets deliver 60 gtt/ml.</w:t>
+        <w:t>Solution: ✅ Correct Answer: A. 10–20 drops per ml | 🧠 Clinical Rationale: Macro-drip sets deliver 10, 15, or 20 gtt/ml; micro-drip (pediatric) sets deliver 60 gtt/ml. | ❌ Why Not Others? | B — 60 drops per ml: not the appropriate nursing action here | C — 100 drops per ml: not the appropriate nursing action here | D — 5 drops per ml: not the appropriate nursing action here | ⚠️ Exam Trap: Don’t confuse "10–20 drops per ml" with "60 drops per ml" — they look alike and are easy to interchange. | 💎 PNC Pearl: 10–20 drops per ml → Macro-drip sets deliver 10, 15, or 20 gtt/ml; micro-drip (pediatric) sets deliver 60 gtt/ml</w:t>
       </w:r>
     </w:p>
     <w:p>
@@ -2464,7 +2464,7 @@
     </w:p>
     <w:p>
       <w:r>
-        <w:t>Solution: Loss of muscle tone lets the tongue occlude the pharynx; reposition and airway adjuncts relieve it.</w:t>
+        <w:t>Solution: ✅ Correct Answer: A. The tongue falling back | 🧠 Clinical Rationale: Loss of muscle tone lets the tongue occlude the pharynx; reposition and airway adjuncts relieve it. | ❌ Why Not Others? | B — Dentures: not the appropriate nursing action here | C — Blood: Blood = Aorta | D — Vomitus: not the appropriate nursing action here | ⚠️ Exam Trap: Read the exact question — the correct fact and its look-alike options are easy to interchange. | 💎 PNC Pearl: Loss of muscle tone lets the tongue occlude the pharynx; reposition and airway adjuncts relieve it.</w:t>
       </w:r>
     </w:p>
     <w:p>
@@ -2509,7 +2509,7 @@
     </w:p>
     <w:p>
       <w:r>
-        <w:t>Solution: Assessment is the first and continuous step in which data is collected and verified.</w:t>
+        <w:t>Solution: ✅ Correct Answer: A. Assessment | 🧠 Clinical Rationale: Assessment is the first and continuous step in which data is collected and verified. | ❌ Why Not Others? | B — Diagnosis: Screening couples and prenatal testing prevent affected births. | C — Planning: Sets objectives and strategies before other functions. | D — Evaluation: Measures outcomes and revises the plan. | ⚠️ Exam Trap: Read the exact question — the correct fact and its look-alike options are easy to interchange. | 💎 PNC Pearl: Assessment → the first and continuous step in which data is collected and verified</w:t>
       </w:r>
     </w:p>
     <w:p>
@@ -2554,7 +2554,7 @@
     </w:p>
     <w:p>
       <w:r>
-        <w:t>Solution: Elderly clients under-hydrate and often take diuretics, causing dehydration.</w:t>
+        <w:t>Solution: ✅ Correct Answer: A. Inadequate oral intake and diuretic overuse | 🧠 Clinical Rationale: Elderly clients under-hydrate and often take diuretics, causing dehydration. | ❌ Why Not Others? | B — Excess IV fluids: not the appropriate nursing action here | C — Renal failure: The failing kidney cannot excrete potassium. | D — Hyperthyroidism: Thyroid storm (crisis) is acute severe thyrotoxicosis with fever, tachycardia, agitation, and confusion. | ⚠️ Exam Trap: Read the exact question — the correct fact and its look-alike options are easy to interchange. | 💎 PNC Pearl: Inadequate oral intake and diuretic overuse → Elderly clients under-hydrate and often take diuretics, causing dehydration</w:t>
       </w:r>
     </w:p>
     <w:p>
@@ -2599,7 +2599,7 @@
     </w:p>
     <w:p>
       <w:r>
-        <w:t>Solution: Joint families distribute caregiving, reducing stress and supporting the ill.</w:t>
+        <w:t>Solution: ✅ Correct Answer: A. Shared caregiving and social support | 🧠 Clinical Rationale: Joint families distribute caregiving, reducing stress and supporting the ill. | ❌ Why Not Others? | B — Lack of privacy: not the appropriate nursing action here | C — Higher cost: not the appropriate nursing action here | D — Isolation: Radioactive iodine requires temporary precautions with close contact and pregnancy avoidance. | ⚠️ Exam Trap: Read the exact question — the correct fact and its look-alike options are easy to interchange. | 💎 PNC Pearl: Shared caregiving and social support → Joint families distribute caregiving, reducing stress and supporting the ill</w:t>
       </w:r>
     </w:p>
     <w:p>
@@ -2644,7 +2644,7 @@
     </w:p>
     <w:p>
       <w:r>
-        <w:t>Solution: Diabetic diets use controlled complex carbs, fibre, and consistent timing; simple sugars are limited.</w:t>
+        <w:t>Solution: ✅ Correct Answer: A. Complex carbohydrates with fibre and regular meal timing | 🧠 Clinical Rationale: Diabetic diets use controlled complex carbs, fibre, and consistent timing; simple sugars are limited. | ❌ Why Not Others? | B — Skipping meals: Insulin excess, missed meals, and unplanned exertion cause hypoglycaemia. | C — Unlimited sugar: not the appropriate nursing action here | D — Only protein: not the appropriate nursing action here | ⚠️ Exam Trap: Read the exact question — the correct fact and its look-alike options are easy to interchange. | 💎 PNC Pearl: Complex carbohydrates with fibre and regular meal timing → Diabetic diets use controlled complex carbs, fibre, and consistent timing; simple sugars are limited</w:t>
       </w:r>
     </w:p>
     <w:p>
@@ -2689,7 +2689,7 @@
     </w:p>
     <w:p>
       <w:r>
-        <w:t>Solution: RBCs circulate for about 120 days before destruction in the spleen and liver.</w:t>
+        <w:t>Solution: ✅ Correct Answer: A. 120 days | 🧠 Clinical Rationale: RBCs circulate for about 120 days before destruction in the spleen and liver. | ❌ Why Not Others? | B — 20 days: not the appropriate nursing action here | C — 365 days: not the appropriate nursing action here | D — 7 days: EDD = LMP + 9 months + 7 days (or LMP - 3 months + 7 days). | ⚠️ Exam Trap: Don’t confuse "120 days" with "20 days" — they look alike and are easy to interchange. | 💎 PNC Pearl: 120 days → RBCs circulate for about before destruction in the spleen and liver</w:t>
       </w:r>
     </w:p>
     <w:p>
@@ -2734,7 +2734,7 @@
     </w:p>
     <w:p>
       <w:r>
-        <w:t>Solution: Hand hygiene is the first and most important step before any procedure.</w:t>
+        <w:t>Solution: ✅ Correct Answer: A. Hand hygiene | 🧠 Clinical Rationale: Hand hygiene is the first and most important step before any procedure. | ❌ Why Not Others? | B — Wear a gown: not the first perform | C — Put on sterile gloves: not the first perform | D — Prepare the trolley: not the first perform | ⚠️ Exam Trap: Read the exact question — the correct fact and its look-alike options are easy to interchange. | 💎 PNC Pearl: Hand hygiene = the first perform</w:t>
       </w:r>
     </w:p>
     <w:p>
@@ -2779,7 +2779,7 @@
     </w:p>
     <w:p>
       <w:r>
-        <w:t>Solution: The DM Act 2005 established NDMA, SDMAs, and a systematic disaster framework.</w:t>
+        <w:t>Solution: ✅ Correct Answer: A. 2005 | 🧠 Clinical Rationale: The DM Act 2005 established NDMA, SDMAs, and a systematic disaster framework. | ❌ Why Not Others? | B — 1991: The 1991 reforms began on 24 July 1991. — an incorrect year | C — 2010: NP-NCD (2010) addresses hypertension, diabetes, CVD, stroke, and common cancers. — an incorrect year | D — 1950: The Supreme Court was inaugurated on 28 January 1950. — an incorrect year | ⚠️ Exam Trap: Never guess years — fix each year to its exact event before choosing. | 💎 PNC Pearl: 2005 → The DM Act established NDMA, SDMAs, and a systematic disaster framework</w:t>
       </w:r>
     </w:p>
     <w:p>
@@ -2824,7 +2824,7 @@
     </w:p>
     <w:p>
       <w:r>
-        <w:t>Solution: SSRIs (fluoxetine, sertraline) increase synaptic serotonin.</w:t>
+        <w:t>Solution: ✅ Correct Answer: A. Blocking serotonin reuptake in the synaptic cleft | 🧠 Clinical Rationale: SSRIs (fluoxetine, sertraline) increase synaptic serotonin. | ❌ Why Not Others? | B — Blocking dopamine receptors: not the appropriate nursing action here | C — Inhibiting MAO: not the appropriate nursing action here | D — Enhancing GABA: not the appropriate nursing action here | ⚠️ Exam Trap: Read the exact question — the correct fact and its look-alike options are easy to interchange. | 💎 PNC Pearl: Blocking serotonin reuptake in the synaptic cleft → SSRIs (fluoxetine, sertraline) increase synaptic serotonin</w:t>
       </w:r>
     </w:p>
     <w:p>
@@ -2869,7 +2869,7 @@
     </w:p>
     <w:p>
       <w:r>
-        <w:t>Solution: Altered consciousness is the earliest and most reliable indicator of rising ICP; Cushing's triad appears late.</w:t>
+        <w:t>Solution: ✅ Correct Answer: A. Change in level of consciousness | 🧠 Clinical Rationale: Altered consciousness is the earliest and most reliable indicator of rising ICP; Cushing's triad appears late. | ❌ Why Not Others? | B — Fixed dilated pupils: not the first sign | C — Decerebrate posturing: not the first sign | D — Bradycardia: Bradycardia = 60 beats per minute — not the first sign | ⚠️ Exam Trap: Read the exact question — the correct fact and its look-alike options are easy to interchange. | 💎 PNC Pearl: Change in level of consciousness = the first sign</w:t>
       </w:r>
     </w:p>
     <w:p>
@@ -2914,7 +2914,7 @@
     </w:p>
     <w:p>
       <w:r>
-        <w:t>Solution: A too-small cuff overcompresses the artery and gives a falsely high reading; the bladder should cover 80% of arm circumference.</w:t>
+        <w:t>Solution: ✅ Correct Answer: A. Falsely high blood pressure reading | 🧠 Clinical Rationale: A too-small cuff overcompresses the artery and gives a falsely high reading; the bladder should cover 80% of arm circumference. | ❌ Why Not Others? | B — Falsely low blood pressure reading: not the appropriate nursing action here | C — No change in reading: not the appropriate nursing action here | D — Unreadable pulse: not the appropriate nursing action here | ⚠️ Exam Trap: Don’t confuse "Falsely high blood pressure reading" with "Falsely low blood pressure reading" — they look alike and are easy to interchange. | 💎 PNC Pearl: Falsely high blood pressure reading → A too-small cuff overcompresses the artery and gives a falsely high reading; the bladder should cover 80% of arm circumference</w:t>
       </w:r>
     </w:p>
     <w:p>
@@ -2959,7 +2959,7 @@
     </w:p>
     <w:p>
       <w:r>
-        <w:t>Solution: DPT covers diphtheria, pertussis (whooping cough), and tetanus.</w:t>
+        <w:t>Solution: ✅ Correct Answer: A. Diphtheria, pertussis, and tetanus | 🧠 Clinical Rationale: DPT covers diphtheria, pertussis (whooping cough), and tetanus. | ❌ Why Not Others? | B — Diphtheria only: not the appropriate nursing action here | C — Polio: OPV/IPV immunization eradicated wild polio in India; surveillance continues. | D — Hepatitis: HBIG plus vaccine protects after HBV exposure. | ⚠️ Exam Trap: Read the exact question — the correct fact and its look-alike options are easy to interchange. | 💎 PNC Pearl: Diphtheria, pertussis, and tetanus → DPT covers diphtheria, pertussis (whooping cough), and tetanus</w:t>
       </w:r>
     </w:p>
     <w:p>
@@ -3004,7 +3004,7 @@
     </w:p>
     <w:p>
       <w:r>
-        <w:t>Solution: Eosinophils increase in parasitic infections and allergy.</w:t>
+        <w:t>Solution: ✅ Correct Answer: A. Eosinophil | 🧠 Clinical Rationale: Eosinophils increase in parasitic infections and allergy. | ❌ Why Not Others? | B — Neutrophil: Neutrophils constitute 40–70% of leukocytes. | C — Monocyte: not the appropriate nursing action here | D — Lymphocyte: B lymphocytes mature into antibody-secreting plasma cells. | ⚠️ Exam Trap: Read the exact question — the correct fact and its look-alike options are easy to interchange. | 💎 PNC Pearl: Eosinophil → Eosinophils increase in parasitic infections and allergy</w:t>
       </w:r>
     </w:p>
     <w:p>
@@ -3049,7 +3049,7 @@
     </w:p>
     <w:p>
       <w:r>
-        <w:t>Solution: RDS is due to surfactant deficiency in prematurity; risk rises as gestation falls.</w:t>
+        <w:t>Solution: ✅ Correct Answer: A. Preterm infants with surfactant deficiency | 🧠 Clinical Rationale: RDS is due to surfactant deficiency in prematurity; risk rises as gestation falls. | ❌ Why Not Others? | B — Term infants: not the appropriate nursing action here | C — Post-term infants: not the appropriate nursing action here | D — Infants of diabetic mothers at term: not the appropriate nursing action here | ⚠️ Exam Trap: Don’t confuse "Preterm infants with surfactant deficiency" with "Term infants" — they look alike and are easy to interchange. | 💎 PNC Pearl: Preterm infants with surfactant deficiency → RDS is due to surfactant deficiency in prematurity; risk rises as gestation falls</w:t>
       </w:r>
     </w:p>
     <w:p>
@@ -3094,7 +3094,7 @@
     </w:p>
     <w:p>
       <w:r>
-        <w:t>Solution: Observational studies describe without manipulating variables.</w:t>
+        <w:t>Solution: ✅ Correct Answer: A. Descriptive/observational study | 🧠 Clinical Rationale: Observational studies describe without manipulating variables. | ❌ Why Not Others? | B — Experimental study: not the appropriate nursing action here | C — Quasi-experimental study: not the appropriate nursing action here | D — Clinical trial: not the appropriate nursing action here | ⚠️ Exam Trap: Read the exact question — the correct fact and its look-alike options are easy to interchange. | 💎 PNC Pearl: Descriptive/observational study → Observational studies describe without manipulating variables</w:t>
       </w:r>
     </w:p>
     <w:p>
@@ -3139,7 +3139,7 @@
     </w:p>
     <w:p>
       <w:r>
-        <w:t>Solution: Impaired recent memory with preserved remote memory is the earliest Alzheimer's symptom.</w:t>
+        <w:t>Solution: ✅ Correct Answer: A. Short-term memory loss | 🧠 Clinical Rationale: Impaired recent memory with preserved remote memory is the earliest Alzheimer's symptom. | ❌ Why Not Others? | B — Personality change: not the appropriate nursing action here | C — Hallucinations: LBD features visual hallucinations, parkinsonism, and marked fluctuations. | D — Seizures: Simple febrile seizures are the commonest cause; assess for meningitis. | ⚠️ Exam Trap: Read the exact question — the correct fact and its look-alike options are easy to interchange. | 💎 PNC Pearl: Short-term memory loss → Impaired recent memory with preserved remote memory is the earliest Alzheimer's symptom</w:t>
       </w:r>
     </w:p>
     <w:p>
@@ -3184,7 +3184,7 @@
     </w:p>
     <w:p>
       <w:r>
-        <w:t>Solution: Biliary colic: RUQ/epigastric pain radiating to the right shoulder after fatty food.</w:t>
+        <w:t>Solution: ✅ Correct Answer: A. Right upper quadrant pain after fatty meals | 🧠 Clinical Rationale: Biliary colic: RUQ/epigastric pain radiating to the right shoulder after fatty food. | ❌ Why Not Others? | B — Left lower quadrant pain: not the appropriate nursing action here | C — Central chest pain: not the appropriate nursing action here | D — Flank pain with fever: not the appropriate nursing action here | ⚠️ Exam Trap: Don’t confuse "Right upper quadrant pain after fatty meals" with "Left lower quadrant pain" — they look alike and are easy to interchange. | 💎 PNC Pearl: Right upper quadrant pain after fatty meals → Biliary colic: RUQ/epigastric pain radiating to the right shoulder after fatty food</w:t>
       </w:r>
     </w:p>
     <w:p>
@@ -3229,7 +3229,7 @@
     </w:p>
     <w:p>
       <w:r>
-        <w:t>Solution: C. perfringens causes myonecrosis (gas gangrene) in contaminated wounds.</w:t>
+        <w:t>Solution: ✅ Correct Answer: A. Clostridium perfringens | 🧠 Clinical Rationale: C. perfringens causes myonecrosis (gas gangrene) in contaminated wounds. | ❌ Why Not Others? | B — Streptococcus: Group A strep causes scarlet fever with a strawberry tongue. | C — Staphylococcus: Keep the cord clean and dry; treat cellulitis with antibiotics. | D — E. coli: Dominates UTI at all ages. | ⚠️ Exam Trap: Read the exact question — the correct fact and its look-alike options are easy to interchange. | 💎 PNC Pearl: Clostridium perfringens → C. perfringens causes myonecrosis (gas gangrene) in contaminated wounds</w:t>
       </w:r>
     </w:p>
     <w:p>
@@ -3274,7 +3274,7 @@
     </w:p>
     <w:p>
       <w:r>
-        <w:t>Solution: Sympathetic arousal (adrenaline) prepares the body for threat.</w:t>
+        <w:t>Solution: ✅ Correct Answer: A. The sympathetic nervous system | 🧠 Clinical Rationale: Sympathetic arousal (adrenaline) prepares the body for threat. | ❌ Why Not Others? | B — The parasympathetic system: not the appropriate nursing action here | C — The somatic system: not the appropriate nursing action here | D — The enteric system: not the appropriate nursing action here | ⚠️ Exam Trap: Don’t confuse "The sympathetic nervous system" with "The parasympathetic system" — they look alike and are easy to interchange. | 💎 PNC Pearl: The sympathetic nervous system → Sympathetic arousal (adrenaline) prepares the body for threat</w:t>
       </w:r>
     </w:p>
     <w:p>
@@ -3319,7 +3319,7 @@
     </w:p>
     <w:p>
       <w:r>
-        <w:t>Solution: Vesicants must be confirmed in the vein; extravasation requires immediate stop and antidote per protocol.</w:t>
+        <w:t>Solution: ✅ Correct Answer: A. Extravasation causes severe tissue necrosis | 🧠 Clinical Rationale: Vesicants must be confirmed in the vein; extravasation requires immediate stop and antidote per protocol. | ❌ Why Not Others? | B — It causes bradycardia: not the appropriate nursing action here | C — It is too painful: not the appropriate nursing action here | D — It crystallizes: not the appropriate nursing action here | ⚠️ Exam Trap: Read the exact question — the correct fact and its look-alike options are easy to interchange. | 💎 PNC Pearl: Extravasation causes severe tissue necrosis → Vesicants must be confirmed in the vein; extravasation requires immediate stop and antidote per protocol</w:t>
       </w:r>
     </w:p>
     <w:p>
@@ -3364,7 +3364,7 @@
     </w:p>
     <w:p>
       <w:r>
-        <w:t>Solution: Repositioning every 2 hours prevents pressure injuries in bedridden clients.</w:t>
+        <w:t>Solution: ✅ Correct Answer: A. 2 hours | 🧠 Clinical Rationale: Repositioning every 2 hours prevents pressure injuries in bedridden clients. | ❌ Why Not Others? | B — 30 minutes: Caffeine and smoking raise BP for about 30 minutes. | C — 4 hours: Transfuse packed cells over 2–4 hours; longer increases bacterial growth risk. | D — 12 hours: Cidex/glutaraldehyde cold sterilisation takes about 10 hours for heat-sensitive instruments. | ⚠️ Exam Trap: Don’t confuse "2 hours" with "12 hours" — they look alike and are easy to interchange. | 💎 PNC Pearl: 2 hours → Repositioning every prevents pressure injuries in bedridden clients</w:t>
       </w:r>
     </w:p>
     <w:p>
@@ -3409,7 +3409,7 @@
     </w:p>
     <w:p>
       <w:r>
-        <w:t>Solution: Obesity raises NCD risk (diabetes, HTN, heart disease, cancers) but not TB.</w:t>
+        <w:t>Solution: ✅ Correct Answer: A. Tuberculosis | 🧠 Clinical Rationale: Obesity raises NCD risk (diabetes, HTN, heart disease, cancers) but not TB. | ❌ Why Not Others? | B — Diabetes: a true statement, but the question asks EXCEPT | C — Hypertension: a true statement, but the question asks EXCEPT | D — Coronary heart disease: a true statement, but the question asks EXCEPT | ⚠️ Exam Trap: EXCEPT question — the odd one out is the answer, not the true statements. | 💎 PNC Pearl: In EXCEPT questions, the odd one out is the answer.</w:t>
       </w:r>
     </w:p>
     <w:p>
@@ -3454,7 +3454,7 @@
     </w:p>
     <w:p>
       <w:r>
-        <w:t>Solution: Prolonged (&gt;5 min) or recurrent seizures without regaining consciousness = status epilepticus, a medical emergency.</w:t>
+        <w:t>Solution: ✅ Correct Answer: A. A seizure lasting more than 5 minutes or repeated seizures without recovery | 🧠 Clinical Rationale: Prolonged (&gt;5 min) or recurrent seizures without regaining consciousness = status epilepticus, a medical emergency. | ❌ Why Not Others? | B — Any single brief seizure: not the appropriate nursing action here | C — Two seizures in a year: not the appropriate nursing action here | D — A seizure during sleep: not the appropriate nursing action here | ⚠️ Exam Trap: Read the exact question — the correct fact and its look-alike options are easy to interchange. | 💎 PNC Pearl: A seizure lasting more than 5 minutes or repeated seizures without recovery → Prolonged (&gt;5 min) or recurrent seizures without regaining consciousness = status epilepticus, a medical emergency</w:t>
       </w:r>
     </w:p>
     <w:p>
@@ -3499,7 +3499,7 @@
     </w:p>
     <w:p>
       <w:r>
-        <w:t>Solution: Literature review frames the problem and justifies the study.</w:t>
+        <w:t>Solution: ✅ Correct Answer: A. Identify existing knowledge and gaps | 🧠 Clinical Rationale: Literature review frames the problem and justifies the study. | ❌ Why Not Others? | B — Increase page count: not the appropriate nursing action here | C — Replace the study: not the appropriate nursing action here | D — Summarize conclusions: not the appropriate nursing action here | ⚠️ Exam Trap: Read the exact question — the correct fact and its look-alike options are easy to interchange. | 💎 PNC Pearl: Identify existing knowledge and gaps → Literature review frames the problem and justifies the study</w:t>
       </w:r>
     </w:p>
     <w:p>
@@ -3544,7 +3544,7 @@
     </w:p>
     <w:p>
       <w:r>
-        <w:t>Solution: Appraisal identifies strengths, training needs, and career development.</w:t>
+        <w:t>Solution: ✅ Correct Answer: A. Evaluate and develop staff performance | 🧠 Clinical Rationale: Appraisal identifies strengths, training needs, and career development. | ❌ Why Not Others? | B — Punish staff: not the appropriate nursing action here | C — Reduce salaries: not the appropriate nursing action here | D — Increase workload: not the appropriate nursing action here | ⚠️ Exam Trap: Read the exact question — the correct fact and its look-alike options are easy to interchange. | 💎 PNC Pearl: Evaluate and develop staff performance → Appraisal identifies strengths, training needs, and career development</w:t>
       </w:r>
     </w:p>
     <w:p>
@@ -3589,7 +3589,7 @@
     </w:p>
     <w:p>
       <w:r>
-        <w:t>Solution: Small-group discussions and demonstrations allow interaction and practice.</w:t>
+        <w:t>Solution: ✅ Correct Answer: A. Discussion and demonstration | 🧠 Clinical Rationale: Small-group discussions and demonstrations allow interaction and practice. | ❌ Why Not Others? | B — Lectures to thousands: not the appropriate nursing action here | C — Radio only: not the appropriate nursing action here | D — Posters only: not the appropriate nursing action here | ⚠️ Exam Trap: Read the exact question — the correct fact and its look-alike options are easy to interchange. | 💎 PNC Pearl: Discussion and demonstration → Small-group discussions and demonstrations allow interaction and practice</w:t>
       </w:r>
     </w:p>
     <w:p>
@@ -3634,7 +3634,7 @@
     </w:p>
     <w:p>
       <w:r>
-        <w:t>Solution: Treponema pallidum, a spirochaete, causes syphilis with stages of infection.</w:t>
+        <w:t>Solution: ✅ Correct Answer: A. Treponema pallidum | 🧠 Clinical Rationale: Treponema pallidum, a spirochaete, causes syphilis with stages of infection. | ❌ Why Not Others? | B — Neisseria gonorrhoeae: N. gonorrhoeae causes urethritis and cervicitis. | C — Chlamydia: Birth-canal gonococcal/chlamydial infection causes neonatal conjunctivitis. | D — Haemophilus: Hib causes meningitis and pneumonia in children. | ⚠️ Exam Trap: Read the exact question — the correct fact and its look-alike options are easy to interchange. | 💎 PNC Pearl: Treponema pallidum → spirochaete, causes syphilis with stages of infection</w:t>
       </w:r>
     </w:p>
     <w:p>
@@ -3679,7 +3679,7 @@
     </w:p>
     <w:p>
       <w:r>
-        <w:t>Solution: Lesson plans structure content, methods, and evaluation for effective teaching.</w:t>
+        <w:t>Solution: ✅ Correct Answer: A. Ensures organized, objective-based teaching | 🧠 Clinical Rationale: Lesson plans structure content, methods, and evaluation for effective teaching. | ❌ Why Not Others? | B — Increases lecture length: not the appropriate nursing action here | C — Replaces evaluation: not the appropriate nursing action here | D — Is mandatory paperwork only: not the appropriate nursing action here | ⚠️ Exam Trap: Read the exact question — the correct fact and its look-alike options are easy to interchange. | 💎 PNC Pearl: Ensures organized, objective-based teaching → Lesson plans structure content, methods, and evaluation for effective teaching</w:t>
       </w:r>
     </w:p>
     <w:p>
@@ -3724,7 +3724,7 @@
     </w:p>
     <w:p>
       <w:r>
-        <w:t>Solution: Surfactant lowers surface tension, keeping alveoli open, especially important in premature newborns.</w:t>
+        <w:t>Solution: ✅ Correct Answer: A. Reduce alveolar surface tension and prevent collapse | 🧠 Clinical Rationale: Surfactant lowers surface tension, keeping alveoli open, especially important in premature newborns. | ❌ Why Not Others? | B — Increase surface tension: not the appropriate nursing action here | C — Transport oxygen: not the appropriate nursing action here | D — Filter bacteria: not the appropriate nursing action here | ⚠️ Exam Trap: Don’t confuse "Reduce alveolar surface tension and prevent collapse" with "Increase surface tension" — they look alike and are easy to interchange. | 💎 PNC Pearl: Reduce alveolar surface tension and prevent collapse → Surfactant lowers surface tension, keeping alveoli open, especially important in premature newborns</w:t>
       </w:r>
     </w:p>
     <w:p>
@@ -3769,7 +3769,7 @@
     </w:p>
     <w:p>
       <w:r>
-        <w:t>Solution: Insomnia, difficulty falling or staying asleep, is the most common sleep complaint.</w:t>
+        <w:t>Solution: ✅ Correct Answer: A. Insomnia | 🧠 Clinical Rationale: Insomnia, difficulty falling or staying asleep, is the most common sleep complaint. | ❌ Why Not Others? | B — Narcolepsy: not the appropriate nursing action here | C — Sleep apnoea only: not the appropriate nursing action here | D — Night terrors: not the appropriate nursing action here | ⚠️ Exam Trap: Read the exact question — the correct fact and its look-alike options are easy to interchange. | 💎 PNC Pearl: Insomnia → difficulty falling or staying asleep is the most common sleep complaint</w:t>
       </w:r>
     </w:p>
     <w:p>
@@ -3814,7 +3814,7 @@
     </w:p>
     <w:p>
       <w:r>
-        <w:t>Solution: Elevation prevents aspiration of feed; check residuals before feeding.</w:t>
+        <w:t>Solution: ✅ Correct Answer: A. Elevated 30–45° during and 30–60 minutes after feeding | 🧠 Clinical Rationale: Elevation prevents aspiration of feed; check residuals before feeding. | ❌ Why Not Others? | B — Flat: Basal (glargine/detemir) insulins provide steady background insulin without a pronounced peak. | C — Down: Small meals and upright posture reduce reflux. | D — At 10°: not the appropriate nursing action here | ⚠️ Exam Trap: Read the exact question — the correct fact and its look-alike options are easy to interchange. | 💎 PNC Pearl: Elevated 30–45° during and 30–60 minutes after feeding → Elevation prevents aspiration of feed; check residuals before feeding</w:t>
       </w:r>
     </w:p>
     <w:p>
@@ -3859,7 +3859,7 @@
     </w:p>
     <w:p>
       <w:r>
-        <w:t>Solution: WHO (1948): health is complete physical, mental, and social well-being.</w:t>
+        <w:t>Solution: ✅ Correct Answer: A. Complete physical, mental, and social well-being, not merely absence of disease | 🧠 Clinical Rationale: WHO (1948): health is complete physical, mental, and social well-being. | ❌ Why Not Others? | B — Only physical fitness: not the appropriate nursing action here | C — Absence of symptoms: not the appropriate nursing action here | D — Ability to work: not the appropriate nursing action here | ⚠️ Exam Trap: Read the exact question — the correct fact and its look-alike options are easy to interchange. | 💎 PNC Pearl: Complete physical, mental, and social well-being, not merely absence of disease → WHO (1948): health is complete physical, mental, and social well-being</w:t>
       </w:r>
     </w:p>
     <w:p>
@@ -3904,7 +3904,7 @@
     </w:p>
     <w:p>
       <w:r>
-        <w:t>Solution: Palmar grasp fades at 3–4 months as voluntary reaching develops.</w:t>
+        <w:t>Solution: ✅ Correct Answer: A. 3–4 months | 🧠 Clinical Rationale: Palmar grasp fades at 3–4 months as voluntary reaching develops. | ❌ Why Not Others? | B — 8 months: The lower central incisors erupt first at about 6-8 months; 20 deciduous teeth by 2.5-3 years. | C — 1 year: Weight triples by the first birthday (about 9-10 kg). | D — 2 weeks: Acholuric stools with conjugated hyperbilirubinaemia beyond 14 days demand urgent evaluation. | ⚠️ Exam Trap: Read the exact question — the correct fact and its look-alike options are easy to interchange. | 💎 PNC Pearl: 3–4 months → Palmar grasp fades at as voluntary reaching develops</w:t>
       </w:r>
     </w:p>
     <w:p>
@@ -3949,7 +3949,7 @@
     </w:p>
     <w:p>
       <w:r>
-        <w:t>Solution: The neuron transmits nerve impulses; neuroglia support it.</w:t>
+        <w:t>Solution: ✅ Correct Answer: A. Neuron | 🧠 Clinical Rationale: The neuron transmits nerve impulses; neuroglia support it. | ❌ Why Not Others? | B — Neuroglia: the unit of a different quantity | C — Axon: the unit of a different quantity | D — Synapse: Neurotransmitters diffuse across the synaptic cleft to the postsynaptic receptor. — the unit of a different quantity | ⚠️ Exam Trap: Match each unit to its exact quantity — units of related quantities are the classic trap. | 💎 PNC Pearl: The neuron transmits nerve impulses; neuroglia support it.</w:t>
       </w:r>
     </w:p>
     <w:p>
@@ -3994,7 +3994,7 @@
     </w:p>
     <w:p>
       <w:r>
-        <w:t>Solution: IBS management: diet diary, stress reduction, fibre adjustment, and regular meals.</w:t>
+        <w:t>Solution: ✅ Correct Answer: A. Identify trigger foods, manage stress, and maintain a fibre balance | 🧠 Clinical Rationale: IBS management: diet diary, stress reduction, fibre adjustment, and regular meals. | ❌ Why Not Others? | B — Avoid all fibre: not the appropriate nursing action here | C — Use laxatives daily: not the appropriate nursing action here | D — Skip meals: not the appropriate nursing action here | ⚠️ Exam Trap: Read the exact question — the correct fact and its look-alike options are easy to interchange. | 💎 PNC Pearl: Identify trigger foods, manage stress, and maintain a fibre balance → IBS management: diet diary, stress reduction, fibre adjustment, and regular meals</w:t>
       </w:r>
     </w:p>
     <w:p>
@@ -4039,7 +4039,7 @@
     </w:p>
     <w:p>
       <w:r>
-        <w:t>Solution: The cognitive hierarchy rises from knowledge to comprehension, application, analysis, synthesis, evaluation (create).</w:t>
+        <w:t>Solution: ✅ Correct Answer: A. Evaluation (now 'create' in revised taxonomy) | 🧠 Clinical Rationale: The cognitive hierarchy rises from knowledge to comprehension, application, analysis, synthesis, evaluation (create). | ❌ Why Not Others? | B — Knowledge: Application transfers learning to new contexts. | C — Comprehension: Effective health education is needs-based, culturally appropriate, and participatory. | D — Application: Heat and laxatives can cause perforation; analgesia after surgical evaluation. | ⚠️ Exam Trap: Read the exact question — the correct fact and its look-alike options are easy to interchange. | 💎 PNC Pearl: Evaluation (now 'create' in revised taxonomy) → The cognitive hierarchy rises from knowledge to comprehension, application, analysis, synthesis, evaluation (create)</w:t>
       </w:r>
     </w:p>
     <w:p>
@@ -4084,7 +4084,7 @@
     </w:p>
     <w:p>
       <w:r>
-        <w:t>Solution: NIHFW trains health professionals and supports programme management.</w:t>
+        <w:t>Solution: ✅ Correct Answer: A. Training and research institute for health programmes | 🧠 Clinical Rationale: NIHFW trains health professionals and supports programme management. | ❌ Why Not Others? | B — Hospital: Late-onset sepsis (after 72 hours) is often nosocomial; hand hygiene prevents it. | C — Pharmacy: not the appropriate nursing action here | D — Blood bank: not the appropriate nursing action here | ⚠️ Exam Trap: Read the exact question — the correct fact and its look-alike options are easy to interchange. | 💎 PNC Pearl: Training and research institute for health programmes → NIHFW trains health professionals and supports programme management</w:t>
       </w:r>
     </w:p>
     <w:p>
@@ -4129,7 +4129,7 @@
     </w:p>
     <w:p>
       <w:r>
-        <w:t>Solution: Continuous KMC is recommended for stable LBW babies.</w:t>
+        <w:t>Solution: ✅ Correct Answer: A. As long as possible, day and night | 🧠 Clinical Rationale: Continuous KMC is recommended for stable LBW babies. | ❌ Why Not Others? | B — 1 hour: Early initiation (within 1 hour) provides colostrum and reduces newborn death. | C — Only at night: not the appropriate nursing action here | D — Only when crying: not the appropriate nursing action here | ⚠️ Exam Trap: Read the exact question — the correct fact and its look-alike options are easy to interchange. | 💎 PNC Pearl: As long as possible, day and night → Continuous KMC is recommended for stable LBW babies</w:t>
       </w:r>
     </w:p>
     <w:p>
@@ -4174,7 +4174,7 @@
     </w:p>
     <w:p>
       <w:r>
-        <w:t>Solution: Janani Express provides rural transport for delivery and emergencies.</w:t>
+        <w:t>Solution: ✅ Correct Answer: A. Rural transport of pregnant women and newborns | 🧠 Clinical Rationale: Janani Express provides rural transport for delivery and emergencies. | ❌ Why Not Others? | B — Only urban patients: not the appropriate nursing action here | C — Only doctors: not the appropriate nursing action here | D — Only medicines: not the appropriate nursing action here | ⚠️ Exam Trap: Read the exact question — the correct fact and its look-alike options are easy to interchange. | 💎 PNC Pearl: Rural transport of pregnant women and newborns → Janani Express provides rural transport for delivery and emergencies</w:t>
       </w:r>
     </w:p>
     <w:p>
@@ -4219,7 +4219,7 @@
     </w:p>
     <w:p>
       <w:r>
-        <w:t>Solution: JSSK covers free diet and diagnostics during the delivery stay.</w:t>
+        <w:t>Solution: ✅ Correct Answer: A. Free diet and diagnostics for 48 hours of delivery stay | 🧠 Clinical Rationale: JSSK covers free diet and diagnostics during the delivery stay. | ❌ Why Not Others? | B — Only medicines: not the appropriate nursing action here | C — Only transport: not the appropriate nursing action here | D — Only vaccines: not the appropriate nursing action here | ⚠️ Exam Trap: Read the exact question — the correct fact and its look-alike options are easy to interchange. | 💎 PNC Pearl: Free diet and diagnostics for 48 hours of delivery stay → JSSK covers free diet and diagnostics during the delivery stay</w:t>
       </w:r>
     </w:p>
     <w:p>
@@ -4264,7 +4264,7 @@
     </w:p>
     <w:p>
       <w:r>
-        <w:t>Solution: ABHR is fast and effective when hands are visibly clean; soap and water for dirt.</w:t>
+        <w:t>Solution: ✅ Correct Answer: A. Hands are not visibly soiled | 🧠 Clinical Rationale: ABHR is fast and effective when hands are visibly clean; soap and water for dirt. | ❌ Why Not Others? | B — Hands are visibly dirty: not the appropriate nursing action here | C — After touching soil: not the appropriate nursing action here | D — Only in the kitchen: not the appropriate nursing action here | ⚠️ Exam Trap: Don’t confuse "Hands are not visibly soiled" with "Hands are visibly dirty" — they look alike and are easy to interchange. | 💎 PNC Pearl: Hands are not visibly soiled → ABHR is fast and effective when hands are visibly clean; soap and water for dirt</w:t>
       </w:r>
     </w:p>
     <w:p>
@@ -4309,7 +4309,7 @@
     </w:p>
     <w:p>
       <w:r>
-        <w:t>Solution: NFHS is conducted by IIPS under the Health Ministry.</w:t>
+        <w:t>Solution: ✅ Correct Answer: A. IIPS (International Institute for Population Sciences) | 🧠 Clinical Rationale: NFHS is conducted by IIPS under the Health Ministry. | ❌ Why Not Others? | B — NMC: not the appropriate nursing action here | C — ICMR: Guidelines balance nutrition, affordability, and culture. | D — ISRO: not the appropriate nursing action here | ⚠️ Exam Trap: Read the exact question — the correct fact and its look-alike options are easy to interchange. | 💎 PNC Pearl: IIPS (International Institute for Population Sciences) → NFHS is conducted by IIPS under the Health Ministry</w:t>
       </w:r>
     </w:p>
     <w:p>
@@ -4354,7 +4354,7 @@
     </w:p>
     <w:p>
       <w:r>
-        <w:t>Solution: The '+A' adds the adolescent age group to Reproductive, Maternal, Newborn, and Child health.</w:t>
+        <w:t>Solution: ✅ Correct Answer: A. Adolescent health | 🧠 Clinical Rationale: The '+A' adds the adolescent age group to Reproductive, Maternal, Newborn, and Child health. | ❌ Why Not Others? | B — Antenatal care: ANC is the care given during pregnancy. | C — Anaemia: Affects more than half of pregnant women in India. | D — Awareness: CBE and self-awareness detect early lumps; mammography for high-risk groups. | ⚠️ Exam Trap: Read the exact question — the correct fact and its look-alike options are easy to interchange. | 💎 PNC Pearl: Adolescent health → The '+A' adds the adolescent age group to Reproductive, Maternal, Newborn, and Child health</w:t>
       </w:r>
     </w:p>
     <w:p>
@@ -4399,7 +4399,7 @@
     </w:p>
     <w:p>
       <w:r>
-        <w:t>Solution: Colostrum is rich in antibodies and should be fed immediately after birth.</w:t>
+        <w:t>Solution: ✅ Correct Answer: A. Fed to the newborn in the first hours (first milk) | 🧠 Clinical Rationale: Colostrum is rich in antibodies and should be fed immediately after birth. | ❌ Why Not Others? | B — Discarded: Single-use items prevent cross-infection. | C — Given to animals: not the appropriate nursing action here | D — Stored for later: not the appropriate nursing action here | ⚠️ Exam Trap: Read the exact question — the correct fact and its look-alike options are easy to interchange. | 💎 PNC Pearl: Fed to the newborn in the first hours (first milk) → Colostrum is rich in antibodies and should be fed immediately after birth</w:t>
       </w:r>
     </w:p>
     <w:p>
@@ -4444,7 +4444,7 @@
     </w:p>
     <w:p>
       <w:r>
-        <w:t>Solution: Mission Indradhanush targets unvaccinated and partially vaccinated children to reach full immunisation.</w:t>
+        <w:t>Solution: ✅ Correct Answer: A. Achieve full immunisation coverage of all children and pregnant women | 🧠 Clinical Rationale: Mission Indradhanush targets unvaccinated and partially vaccinated children to reach full immunisation. | ❌ Why Not Others? | B — Provide clean drinking water: not the appropriate nursing action here | C — End hunger: not the appropriate nursing action here | D — Promote yoga: not the appropriate nursing action here | ⚠️ Exam Trap: Read the exact question — the correct fact and its look-alike options are easy to interchange. | 💎 PNC Pearl: Achieve full immunisation coverage of all children and pregnant women → Mission Indradhanush targets unvaccinated and partially vaccinated children to reach full immunisation</w:t>
       </w:r>
     </w:p>
     <w:p>
@@ -4489,7 +4489,7 @@
     </w:p>
     <w:p>
       <w:r>
-        <w:t>Solution: The campaign provides free diagnosis, treatment, and nutritional support to TB patients.</w:t>
+        <w:t>Solution: ✅ Correct Answer: A. Free TB testing and treatment for all patients | 🧠 Clinical Rationale: The campaign provides free diagnosis, treatment, and nutritional support to TB patients. | ❌ Why Not Others? | B — Only private patients: not the appropriate nursing action here | C — Only children: not the appropriate nursing action here | D — Only urban patients: not the appropriate nursing action here | ⚠️ Exam Trap: Read the exact question — the correct fact and its look-alike options are easy to interchange. | 💎 PNC Pearl: Free TB testing and treatment for all patients → The campaign provides free diagnosis, treatment, and nutritional support to TB patients</w:t>
       </w:r>
     </w:p>
     <w:p>
@@ -4534,7 +4534,7 @@
     </w:p>
     <w:p>
       <w:r>
-        <w:t>Solution: NOHP strengthens oral health care, screening, and education.</w:t>
+        <w:t>Solution: ✅ Correct Answer: A. Prevent and treat oral diseases at primary level | 🧠 Clinical Rationale: NOHP strengthens oral health care, screening, and education. | ❌ Why Not Others? | B — Provide dentures only: not the appropriate nursing action here | C — Only dental surgery: not the appropriate nursing action here | D — Only fluoride varnish: not the appropriate nursing action here | ⚠️ Exam Trap: Read the exact question — the correct fact and its look-alike options are easy to interchange. | 💎 PNC Pearl: Prevent and treat oral diseases at primary level → NOHP strengthens oral health care, screening, and education</w:t>
       </w:r>
     </w:p>
     <w:p>
@@ -4579,7 +4579,7 @@
     </w:p>
     <w:p>
       <w:r>
-        <w:t>Solution: ENC: immediate drying, skin-to-skin, delayed cord clamping, and early breastfeeding.</w:t>
+        <w:t>Solution: ✅ Correct Answer: A. Drying, warmth, cord care, and early breastfeeding | 🧠 Clinical Rationale: ENC: immediate drying, skin-to-skin, delayed cord clamping, and early breastfeeding. | ❌ Why Not Others? | B — Only bathing: not the appropriate nursing action here | C — Only weighing: not the appropriate nursing action here | D — Only injection: not the appropriate nursing action here | ⚠️ Exam Trap: Read the exact question — the correct fact and its look-alike options are easy to interchange. | 💎 PNC Pearl: Drying, warmth, cord care, and early breastfeeding → ENC: immediate drying, skin-to-skin, delayed cord clamping, and early breastfeeding</w:t>
       </w:r>
     </w:p>
     <w:p>
@@ -4624,7 +4624,7 @@
     </w:p>
     <w:p>
       <w:r>
-        <w:t>Solution: National Deworming Day (Feb 10 and Aug 10) administers albendazole to children.</w:t>
+        <w:t>Solution: ⚠ MULTIPLE MATCHES: ✅ Correct Answer: A. 10 February and 10 August | 🧠 Clinical Rationale: National Deworming Day (Feb 10 and Aug 10) administers albendazole to children. | ❌ Why Not Others? | B — 1 January: not the appropriate nursing action here | C — 5 June: not the appropriate nursing action here | D — 2 October: Marks Gandhi's birth anniversary. | ⚠️ Exam Trap: Read the exact question — the correct fact and its look-alike options are easy to interchange. | 💎 PNC Pearl: 10 February and 10 August → National Deworming Day (Feb 10 and Aug 10) administers albendazole to children || ✅ Correct Answer: A. 10 February and 10 August | 🧠 Clinical Rationale: National Deworming Day falls on 10 February and 10 August. | ❌ Why Not Others? | B — 1 January: not the appropriate nursing action here | C — 5 June: not the appropriate nursing action here | D — 2 October: Marks Gandhi's birth anniversary. | ⚠️ Exam Trap: Read the exact question — the correct fact and its look-alike options are easy to interchange. | 💎 PNC Pearl: National Deworming Day falls on 10 February and 10 August.</w:t>
       </w:r>
     </w:p>
     <w:p>
@@ -4669,7 +4669,7 @@
     </w:p>
     <w:p>
       <w:r>
-        <w:t>Solution: Mala-N is a combined oral contraceptive pill.</w:t>
+        <w:t>Solution: ✅ Correct Answer: A. Oestrogen and progestin (combined pill) | 🧠 Clinical Rationale: Mala-N is a combined oral contraceptive pill. | ❌ Why Not Others? | B — Only oestrogen: not the appropriate nursing action here | C — Only iron: not the appropriate nursing action here | D — Only calcium: not the appropriate nursing action here | ⚠️ Exam Trap: Read the exact question — the correct fact and its look-alike options are easy to interchange. | 💎 PNC Pearl: Oestrogen and progestin (combined pill) → Mala-N is a combined oral contraceptive pill</w:t>
       </w:r>
     </w:p>
     <w:p>
@@ -4714,7 +4714,7 @@
     </w:p>
     <w:p>
       <w:r>
-        <w:t>Solution: 108 is the emergency ambulance number; 104 is the health helpline.</w:t>
+        <w:t>Solution: ✅ Correct Answer: A. 108 | 🧠 Clinical Rationale: 108 is the emergency ambulance number; 104 is the health helpline. | ❌ Why Not Others? | B — 100: IQ is normally distributed around 100. | C — 101: not the appropriate nursing action here | D — 112: not the appropriate nursing action here | ⚠️ Exam Trap: Read the exact question — the correct fact and its look-alike options are easy to interchange. | 💎 PNC Pearl: 108 → the emergency ambulance number; 104 is the health helpline</w:t>
       </w:r>
     </w:p>
     <w:p>
@@ -4759,7 +4759,7 @@
     </w:p>
     <w:p>
       <w:r>
-        <w:t>Solution: The Constitution was adopted on 26 November 1949 and came into force on 26 January 1950.</w:t>
+        <w:t>Solution: ✅ Correct Answer: A. 26 November 1949 | 🧠 Explanation: The Constitution was adopted on 26 November 1949 and came into force on 26 January 1950. | ❌ Why Not Others? | B — 26 January 1950: not the correct fact here | C — 15 August 1947: not the correct fact here | D — 2 October 1949: not the correct fact here | ⚠️ Exam Trap: Read the exact question — the correct fact and its look-alike options are easy to interchange. | 💎 PNC GK Pearl: 26 November 1949 → The Constitution was adopted on and came into force 26 January 1950</w:t>
       </w:r>
     </w:p>
     <w:p>
@@ -4804,7 +4804,7 @@
     </w:p>
     <w:p>
       <w:r>
-        <w:t>Solution: The FY25 fiscal deficit target was 4.9% of GDP, with a glide path to 4.5% by FY26.</w:t>
+        <w:t>Solution: ✅ Correct Answer: A. 4.9% of GDP | 📰 Why: The FY25 fiscal deficit target was 4.9% of GDP, with a glide path to 4.5% by FY26. | ❌ Why Not Others? | B — 2%: not the correct fact here | C — 10%: not the correct fact here | D — 6.5% exactly: not the correct fact here | ⚠️ Exam Trap: Read the exact question — the correct fact and its look-alike options are easy to interchange. | 💎 PNC CA Pearl: 4.9% of GDP → The FY25 fiscal deficit target was , with a glide path to 4.5% by FY26</w:t>
       </w:r>
     </w:p>
     <w:p>
@@ -4849,7 +4849,7 @@
     </w:p>
     <w:p>
       <w:r>
-        <w:t>Solution: Energy and work are measured in joules.</w:t>
+        <w:t>Solution: ✅ Correct Answer: A. Joule | 🧠 Explanation: Energy and work are measured in joules. | ❌ Why Not Others? | B — Newton: Force is measured in newtons (N); work in joules. — not the SI unit of energy | C — Watt: Power is measured in watts (J/s). — not the SI unit of energy | D — Ampere: Current is measured in amperes (A). — not the SI unit of energy | ⚠️ Exam Trap: Match each unit to its exact quantity — units of related quantities are the classic trap. | 💎 PNC GK Pearl: Joule = SI unit of energy</w:t>
       </w:r>
     </w:p>
     <w:p>
@@ -4894,7 +4894,7 @@
     </w:p>
     <w:p>
       <w:r>
-        <w:t>Solution: A hygrometer measures humidity.</w:t>
+        <w:t>Solution: ✅ Correct Answer: A. Hygrometer | 🧠 Explanation: A hygrometer measures humidity. | ❌ Why Not Others? | B — Barometer: A barometer measures atmospheric pressure; an anemometer measures wind speed. | C — Hydrometer: not the correct fact here | D — Sphygmomanometer: A sphygmomanometer measures blood pressure; a barometer measures atmospheric pressure. | ⚠️ Exam Trap: Read the exact question — the correct fact and its look-alike options are easy to interchange. | 💎 PNC GK Pearl: Hygrometer → measures humidity</w:t>
       </w:r>
     </w:p>
     <w:p>
@@ -4939,7 +4939,7 @@
     </w:p>
     <w:p>
       <w:r>
-        <w:t>Solution: Tilak, the 'Lokmanya', popularised this call for self-rule.</w:t>
+        <w:t>Solution: ✅ Correct Answer: A. Bal Gangadhar Tilak | 🧠 Explanation: Tilak, the 'Lokmanya', popularised this call for self-rule. | ❌ Why Not Others? | B — Subhash Chandra Bose: Netaji coined 'Jai Hind', adopted by the armed forces. | C — Bhagat Singh: not the correct fact here | D — Lala Lajpat Rai: not the correct fact here | ⚠️ Exam Trap: Read the exact question — the correct fact and its look-alike options are easy to interchange. | 💎 PNC GK Pearl: Bal Gangadhar Tilak → Tilak, the 'Lokmanya', popularised this call for self-rule</w:t>
       </w:r>
     </w:p>
     <w:p>
@@ -4984,7 +4984,7 @@
     </w:p>
     <w:p>
       <w:r>
-        <w:t>Solution: A convex lens magnifies small objects.</w:t>
+        <w:t>Solution: ✅ Correct Answer: A. Convex lens | 🧠 Explanation: A convex lens magnifies small objects. | ❌ Why Not Others? | B — Concave lens: Concave lenses diverge light for myopia. | C — Mirror: Rajasthani women's attire is colourful with mirror embroidery. | D — Prism: not the correct fact here | ⚠️ Exam Trap: Read the exact question — the correct fact and its look-alike options are easy to interchange. | 💎 PNC GK Pearl: Convex lens → magnifies small objects</w:t>
       </w:r>
     </w:p>
     <w:p>
@@ -5029,7 +5029,7 @@
     </w:p>
     <w:p>
       <w:r>
-        <w:t>Solution: The 86th Amendment made free and compulsory education for 6–14 years a fundamental right.</w:t>
+        <w:t>Solution: ✅ Correct Answer: A. 86th Amendment (2002) | 🧠 Explanation: The 86th Amendment made free and compulsory education for 6–14 years a fundamental right. | ❌ Why Not Others? | B — 73rd Amendment: not the correct fact here | C — 74th Amendment: not the correct fact here | D — 91st Amendment: not the correct fact here | ⚠️ Exam Trap: Read the exact question — the correct fact and its look-alike options are easy to interchange. | 💎 PNC GK Pearl: 86th Amendment (2002) → The 86th Amendment made free and compulsory education for 6–14 years a fundamental right</w:t>
       </w:r>
     </w:p>
     <w:p>
@@ -5074,7 +5074,7 @@
     </w:p>
     <w:p>
       <w:r>
-        <w:t>Solution: The Jal Jeevan Mission targeted every rural household with tap water by 2024.</w:t>
+        <w:t>Solution: ✅ Correct Answer: A. 2024 (as announced) | 📰 Why: The Jal Jeevan Mission targeted every rural household with tap water by 2024. | ❌ Why Not Others? | B — 2030: an incorrect year | C — 2027: an incorrect year | D — 2050: an incorrect year | ⚠️ Exam Trap: Never guess years — fix each year to its exact event before choosing. | 💎 PNC CA Pearl: 2024 (as announced) → The Jal Jeevan Mission targeted every rural household with tap water by 2024</w:t>
       </w:r>
     </w:p>
     <w:p>
@@ -5119,7 +5119,7 @@
     </w:p>
     <w:p>
       <w:r>
-        <w:t>Solution: The Marwar Festival at Jodhpur celebrates the region's folk music and dance.</w:t>
+        <w:t>Solution: ✅ Correct Answer: A. Jodhpur | 🧠 Explanation: The Marwar Festival at Jodhpur celebrates the region's folk music and dance. | ❌ Why Not Others? | B — Udaipur: Udaipur = Maharana Pratap | C — Ajmer: The famous Sufi shrine of Khwaja Moinuddin Chishti is in Ajmer. | D — Kota: VMOU (open university) is in Kota. | ⚠️ Exam Trap: Read the exact question — the correct fact and its look-alike options are easy to interchange. | 💎 PNC GK Pearl: Jodhpur → The Marwar Festival at celebrates the region's folk music and dance</w:t>
       </w:r>
     </w:p>
     <w:p>
@@ -5164,7 +5164,7 @@
     </w:p>
     <w:p>
       <w:r>
-        <w:t>Solution: India defeated New Zealand in the final at Dubai in March 2025 to win the Champions Trophy.</w:t>
+        <w:t>Solution: ✅ Correct Answer: A. New Zealand | 📰 Why: India defeated New Zealand in the final at Dubai in March 2025 to win the Champions Trophy. | ❌ Why Not Others? | B — Australia: The Quad comprises India, the US, Japan, and Australia. | C — Pakistan: not the correct fact here | D — England: not the correct fact here | ⚠️ Exam Trap: Read the exact question — the correct fact and its look-alike options are easy to interchange. | 💎 PNC CA Pearl: New Zealand → India defeated in the final at Dubai in March 2025 to win the Champions Trophy</w:t>
       </w:r>
     </w:p>
     <w:p>
@@ -5209,7 +5209,7 @@
     </w:p>
     <w:p>
       <w:r>
-        <w:t>Solution: Guru Shikhar (1722 m) on Mount Abu is the highest point in Rajasthan.</w:t>
+        <w:t>Solution: ✅ Correct Answer: A. Guru Shikhar | 🧠 Explanation: Guru Shikhar (1722 m) on Mount Abu is the highest point in Rajasthan. | ❌ Why Not Others? | B — Mount Abu only: not the correct fact here | C — Aravalli peak: not the correct fact here | D — Kumhar ki Kalan: not the correct fact here | ⚠️ Exam Trap: Read the exact question — the correct fact and its look-alike options are easy to interchange. | 💎 PNC GK Pearl: Guru Shikhar → (1722 m) on Mount Abu is the highest point in Rajasthan</w:t>
       </w:r>
     </w:p>
     <w:p>
@@ -5254,7 +5254,7 @@
     </w:p>
     <w:p>
       <w:r>
-        <w:t>Solution: Keoladeo Ghana National Park at Bharatpur is a famous bird sanctuary.</w:t>
+        <w:t>Solution: ✅ Correct Answer: A. Bharatpur | 🧠 Explanation: Keoladeo Ghana National Park at Bharatpur is a famous bird sanctuary. | ❌ Why Not Others? | B — Jaipur: Jaipur = Sawai Man Singh II — not the correct location | C — Jodhpur: Jodhpur = Blue City — not the correct location | D — Bikaner: MGS University is in Bikaner. — not the correct location | ⚠️ Exam Trap: Read the exact question — the correct fact and its look-alike options are easy to interchange. | 💎 PNC GK Pearl: Bharatpur → Keoladeo Ghana National Park at is a famous bird sanctuary</w:t>
       </w:r>
     </w:p>
     <w:p>
@@ -5299,7 +5299,7 @@
     </w:p>
     <w:p>
       <w:r>
-        <w:t>Solution: Kishangarh miniatures, notably Bani Thani, are a celebrated Rajasthani art form.</w:t>
+        <w:t>Solution: ✅ Correct Answer: A. Miniature paintings, especially of Bani Thani | 🧠 Explanation: Kishangarh miniatures, notably Bani Thani, are a celebrated Rajasthani art form. | ❌ Why Not Others? | B — Wall murals only: not the correct fact here | C — Stone carvings: not the correct fact here | D — War paintings: not the correct fact here | ⚠️ Exam Trap: Read the exact question — the correct fact and its look-alike options are easy to interchange. | 💎 PNC GK Pearl: Miniature paintings, especially of Bani Thani → Kishangarh miniatures, notably Bani Thani are a celebrated Rajasthani art form</w:t>
       </w:r>
     </w:p>
     <w:p>
@@ -5344,7 +5344,7 @@
     </w:p>
     <w:p>
       <w:r>
-        <w:t>Solution: Rajasthan leads India in guar production, used in guar gum exports.</w:t>
+        <w:t>Solution: ✅ Correct Answer: A. Guar (cluster bean) | 🧠 Explanation: Rajasthan leads India in guar production, used in guar gum exports. | ❌ Why Not Others? | B — Rice: not the largest producer | C — Tea: not the largest producer | D — Coffee: not the largest producer | ⚠️ Exam Trap: Read the exact question — the correct fact and its look-alike options are easy to interchange. | 💎 PNC GK Pearl: Guar (cluster bean) = the largest producer</w:t>
       </w:r>
     </w:p>
     <w:p>
@@ -5389,7 +5389,7 @@
     </w:p>
     <w:p>
       <w:r>
-        <w:t>Solution: In June 1576, Maharana Pratap fought Akbar's army under Man Singh at Haldighati.</w:t>
+        <w:t>Solution: ✅ Correct Answer: A. Akbar's forces led by Man Singh | 🧠 Explanation: In June 1576, Maharana Pratap fought Akbar's army under Man Singh at Haldighati. | ❌ Why Not Others? | B — Babur: Defeated Rana Sanga of Mewar at Khanwa in 1527. — did not fight in this battle | C — Humayun: did not fight in this battle | D — Aurangzeb: did not fight in this battle | ⚠️ Exam Trap: Read the exact question — the correct fact and its look-alike options are easy to interchange. | 💎 PNC GK Pearl: Akbar's forces led by Man Singh → In June 1576, Maharana Pratap fought Akbar's army under Man Singh at Haldighati</w:t>
       </w:r>
     </w:p>
     <w:p>
@@ -5434,7 +5434,7 @@
     </w:p>
     <w:p>
       <w:r>
-        <w:t>Solution: 'So ... that' expresses result; 'too ... to' is the alternative construction.</w:t>
+        <w:t>Solution: ✅ Correct Answer: A. He was so tired that he could not walk. | 🧠 Grammar Rule: 'So ... that' expresses result; 'too ... to' is the alternative construction. | ❌ Why Not Others? | B — He was so tired that he cannot walk.: not the correct answer here | C — He was so tired that he can not walk.: not the correct answer here | D — He was too tired that he could not walk.: not the correct answer here | ⚠️ Exam Trap: Don’t confuse "He was so tired that he could not walk." with "He was too tired that he could not walk." — they look alike and are easy to interchange. | 📌 Rule to Remember: He was so tired that he could not walk. → So ... that' expresses result; 'too ... to' is the alternative construction</w:t>
       </w:r>
     </w:p>
     <w:p>
@@ -5479,7 +5479,7 @@
     </w:p>
     <w:p>
       <w:r>
-        <w:t>Solution: पुत्र के पर्याय: तनय, सुत, आत्मज, नंदन।</w:t>
+        <w:t>Solution: ✅ Correct Answer: A. तनय | 🧠 Grammar Rule: पुत्र के पर्याय: तनय, सुत, आत्मज, नंदन। | ❌ Why Not Others? | B — दुहिता: not the correct answer here | C — तनया: not the correct answer here | D — कन्या: not the correct answer here | ⚠️ Exam Trap: Don’t confuse "तनय" with "तनया" — they look alike and are easy to interchange. | 📌 Rule to Remember: तनय → पुत्र के पर्याय: , सुत, आत्मज, नंदन।</w:t>
       </w:r>
     </w:p>
     <w:p>
@@ -5524,7 +5524,7 @@
     </w:p>
     <w:p>
       <w:r>
-        <w:t>Solution: इसका अर्थ है लज्जित होना।</w:t>
+        <w:t>Solution: ✅ Correct Answer: A. शर्मिंदा होना | 🧠 Grammar Rule: इसका अर्थ है लज्जित होना। | ❌ Why Not Others? | B — नहा लेना: not the correct answer here | C — बरसात होना: not the correct answer here | D — तैरना: not the correct answer here | ⚠️ Exam Trap: Read the exact question — the correct fact and its look-alike options are easy to interchange. | 📌 Rule to Remember: शर्मिंदा होना → इसका अर्थ है लज्जित होना।</w:t>
       </w:r>
     </w:p>
     <w:p>
@@ -5569,7 +5569,7 @@
     </w:p>
     <w:p>
       <w:r>
-        <w:t>Solution: 'Good at' is the correct phrase for skills.</w:t>
+        <w:t>Solution: ✅ Correct Answer: A. She is good at singing. | 🧠 Grammar Rule: 'Good at' is the correct phrase for skills. | ❌ Why Not Others? | B — She is good in singing.: not the correct answer here | C — She is good for singing.: not the correct answer here | D — She is good on singing.: not the correct answer here | ⚠️ Exam Trap: Don’t confuse "She is good at singing." with "She is good in singing." — they look alike and are easy to interchange. | 📌 Rule to Remember: She is good at singing. → Good at' is the correct phrase for skills</w:t>
       </w:r>
     </w:p>
     <w:p>
@@ -5614,7 +5614,7 @@
     </w:p>
     <w:p>
       <w:r>
-        <w:t>Solution: 'दुर्' + गंध = दुर्गंध — बुरी गंध।</w:t>
+        <w:t>Solution: ✅ Correct Answer: A. दुर् | 🧠 Grammar Rule: 'दुर्' + गंध = दुर्गंध — बुरी गंध। | ❌ Why Not Others? | B — दु: not the correct answer here | C — नि: not the correct answer here | D — वि: not the correct answer here | ⚠️ Exam Trap: Don’t confuse "दुर्" with "दु" — they look alike and are easy to interchange. | 📌 Rule to Remember: दुर् → + गंध = दुर्गंध — बुरी गंध।</w:t>
       </w:r>
     </w:p>
     <w:p>
@@ -5659,7 +5659,7 @@
     </w:p>
     <w:p>
       <w:r>
-        <w:t>Solution: 'कवि' का स्त्रीलिंग 'कवयित्री' है।</w:t>
+        <w:t>Solution: ✅ Correct Answer: A. कवयित्री | 🧠 Grammar Rule: 'कवि' का स्त्रीलिंग 'कवयित्री' है। | ❌ Why Not Others? | B — कवि: not the correct answer here | C — कविता: not the correct answer here | D — कवियत्री: not the correct answer here | ⚠️ Exam Trap: Read the exact question — the correct fact and its look-alike options are easy to interchange. | 📌 Rule to Remember: कवयित्री → कवि' का स्त्रीलिंग ' ' है।</w:t>
       </w:r>
     </w:p>
     <w:p>
@@ -5704,7 +5704,7 @@
     </w:p>
     <w:p>
       <w:r>
-        <w:t>Solution: Object pronoun 'whom' follows the verb in the relative clause (formal usage).</w:t>
+        <w:t>Solution: ✅ Correct Answer: A. The man whom I met was a doctor. | 🧠 Grammar Rule: Object pronoun 'whom' follows the verb in the relative clause (formal usage). | ❌ Why Not Others? | B — The man who I met was a doctor.: not the correct answer here | C — The man whom did I meet was a doctor.: not the correct answer here | D — The man which I met was a doctor.: not the correct answer here | ⚠️ Exam Trap: Don’t confuse "The man whom I met was a doctor." with "The man who I met was a doctor." — they look alike and are easy to interchange. | 📌 Rule to Remember: The man whom I met was a doctor. → Object pronoun 'whom' follows the verb in the relative clause (formal usage)</w:t>
       </w:r>
     </w:p>
     <w:p>
@@ -5749,7 +5749,7 @@
     </w:p>
     <w:p>
       <w:r>
-        <w:t>Solution: 'One of + superlative + plural noun' is the correct pattern.</w:t>
+        <w:t>Solution: ✅ Correct Answer: A. He is one of the best players in the team. | 🧠 Grammar Rule: 'One of + superlative + plural noun' is the correct pattern. | ❌ Why Not Others? | B — He is one of the best player in the team.: not the correct answer here | C — He is one of the best players in team.: not the correct answer here | D — He is the one of the best players in the team.: not the correct answer here | ⚠️ Exam Trap: Don’t confuse "He is one of the best players in the team." with "He is one of the best players in team." — they look alike and are easy to interchange. | 📌 Rule to Remember: He is one of the best players in the team. → One of + superlative + plural noun' is the correct pattern</w:t>
       </w:r>
     </w:p>
     <w:p>
@@ -5794,7 +5794,7 @@
     </w:p>
     <w:p>
       <w:r>
-        <w:t>Solution: An adverb ('well') modifies the verb 'sang'; 'good' is an adjective.</w:t>
+        <w:t>Solution: ✅ Correct Answer: A. She sang very well. | 🧠 Grammar Rule: An adverb ('well') modifies the verb 'sang'; 'good' is an adjective. | ❌ Why Not Others? | B — She sang very good.: not the correct answer here | C — She sang much well.: not the correct answer here | D — She sang goodly.: not the correct answer here | ⚠️ Exam Trap: Don’t confuse "She sang very well." with "She sang very good." — they look alike and are easy to interchange. | 📌 Rule to Remember: She sang very well. → An adverb ('well') modifies the verb 'sang'; 'good' is an adjective</w:t>
       </w:r>
     </w:p>
     <w:p>
@@ -5839,7 +5839,7 @@
     </w:p>
     <w:p>
       <w:r>
-        <w:t>Solution: The idiom means to disclose a secret unintentionally.</w:t>
+        <w:t>Solution: ✅ Correct Answer: A. To reveal a secret | 🧠 Grammar Rule: The idiom means to disclose a secret unintentionally. | ❌ Why Not Others? | B — To release a pet: not the correct answer here | C — To hide something: not the correct answer here | D — To buy a cat: not the correct answer here | ⚠️ Exam Trap: Read the exact question — the correct fact and its look-alike options are easy to interchange. | 📌 Rule to Remember: To reveal a secret → The idiom means to disclose a secret unintentionally</w:t>
       </w:r>
     </w:p>
     <w:p>
@@ -5884,7 +5884,7 @@
     </w:p>
     <w:p>
       <w:r>
-        <w:t>Solution: आदि का विलोम 'अंत' है।</w:t>
+        <w:t>Solution: ✅ Correct Answer: A. अंत | 🧠 Grammar Rule: आदि का विलोम 'अंत' है। | ❌ Why Not Others? | B — मध्य: not the correct answer here | C — प्रारंभ: not the correct answer here | D — आरंभ: not the correct answer here | ⚠️ Exam Trap: Read the exact question — the correct fact and its look-alike options are easy to interchange. | 📌 Rule to Remember: अंत → आदि का विलोम ' ' है।</w:t>
       </w:r>
     </w:p>
     <w:p>
@@ -5929,7 +5929,7 @@
     </w:p>
     <w:p>
       <w:r>
-        <w:t>Solution: क्रिया का फल जिस पर पड़े वह कर्म कारक ('को' गर्भित)।</w:t>
+        <w:t>Solution: ✅ Correct Answer: A. कर्म कारक | 🧠 Grammar Rule: क्रिया का फल जिस पर पड़े वह कर्म कारक ('को' गर्भित)। | ❌ Why Not Others? | B — कर्ता कारक: 'ने' विभक्ति कर्ता कारक की है। | C — संबंध कारक: 'का/के/की' विभक्ति संबंध कारक है। | D — अधिकरण कारक: 'में/पर' स्थानवाची विभक्ति अधिकरण कारक है। | ⚠️ Exam Trap: Read the exact question — the correct fact and its look-alike options are easy to interchange. | 📌 Rule to Remember: कर्म कारक → क्रिया का फल जिस पर पड़े वह ('को' गर्भित)।</w:t>
       </w:r>
     </w:p>
     <w:p>
@@ -5974,7 +5974,7 @@
     </w:p>
     <w:p>
       <w:r>
-        <w:t>Solution: पुकारने पर 'हे/अरे' — सम्बोधन कारक।</w:t>
+        <w:t>Solution: ✅ Correct Answer: A. सम्बोधन कारक | 🧠 Grammar Rule: पुकारने पर 'हे/अरे' — सम्बोधन कारक। | ❌ Why Not Others? | B — कर्ता कारक: 'ने' विभक्ति कर्ता कारक की है। | C — कर्म कारक: क्रिया का फल जिस पर पड़े वह कर्म कारक ('को' गर्भित)। | D — संबंध कारक: 'का/के/की' विभक्ति संबंध कारक है। | ⚠️ Exam Trap: Read the exact question — the correct fact and its look-alike options are easy to interchange. | 📌 Rule to Remember: सम्बोधन कारक → पुकारने पर 'हे/अरे' — ।</w:t>
       </w:r>
     </w:p>
     <w:p>
@@ -6019,7 +6019,7 @@
     </w:p>
     <w:p>
       <w:r>
-        <w:t>Solution: Expand means to enlarge; contract means to shrink.</w:t>
+        <w:t>Solution: ✅ Correct Answer: A. Contract | 🧠 Grammar Rule: Expand means to enlarge; contract means to shrink. | ❌ Why Not Others? | B — Grow: not the correct answer here | C — Enlarge: not the correct answer here | D — Spread: not the correct answer here | ⚠️ Exam Trap: Read the exact question — the correct fact and its look-alike options are easy to interchange. | 📌 Rule to Remember: Contract → Expand means to enlarge; means to shrink</w:t>
       </w:r>
     </w:p>
     <w:p>
@@ -6064,7 +6064,7 @@
     </w:p>
     <w:p>
       <w:r>
-        <w:t>Solution: Prepositions take object pronouns: 'between you and me'.</w:t>
+        <w:t>Solution: ✅ Correct Answer: A. Between you and me, he is wrong. | 🧠 Grammar Rule: Prepositions take object pronouns: 'between you and me'. | ❌ Why Not Others? | B — Between you and I, he is wrong.: not the correct answer here | C — Between you and myself, he is wrong.: not the correct answer here | D — Between me and I, he is wrong.: not the correct answer here | ⚠️ Exam Trap: Don’t confuse "Between you and me, he is wrong." with "Between you and I, he is wrong." — they look alike and are easy to interchange. | 📌 Rule to Remember: Between you and me, he is wrong. → Prepositions take object pronouns: 'between you and me'</w:t>
       </w:r>
     </w:p>
     <w:p>
@@ -6109,7 +6109,7 @@
     </w:p>
     <w:p>
       <w:r>
-        <w:t>Solution: Share permissions control who can view, comment, or edit.</w:t>
+        <w:t>Solution: ✅ Correct Answer: A. View, comment, and edit | 🧠 Explanation: Share permissions control who can view, comment, or edit. | ❌ Why Not Others? | B — Only print: not the correct option here | C — Only download: not the correct option here | D — Only delete: not the correct option here | ⚠️ Exam Trap: Read the exact question — the correct fact and its look-alike options are easy to interchange. | 💎 PNC Pearl: View, comment, and edit → Share permissions control who can view, comment, or edit</w:t>
       </w:r>
     </w:p>
     <w:p>
@@ -6154,7 +6154,7 @@
     </w:p>
     <w:p>
       <w:r>
-        <w:t>Solution: =MAX(range) returns the highest value; MIN the lowest.</w:t>
+        <w:t>Solution: ✅ Correct Answer: A. MAX | 🧠 Explanation: =MAX(range) returns the highest value; MIN the lowest. | ❌ Why Not Others? | B — MIN: not the largest value | C — SUM: =SUM(A1:A10) adds the values in the range. — not the largest value | D — COUNT: Counts cells containing numbers. — not the largest value | ⚠️ Exam Trap: Read the exact question — the correct fact and its look-alike options are easy to interchange. | 💎 PNC Pearl: MAX = the largest value</w:t>
       </w:r>
     </w:p>
     <w:p>
@@ -6199,7 +6199,7 @@
     </w:p>
     <w:p>
       <w:r>
-        <w:t>Solution: Autosave protects against losing unsaved work.</w:t>
+        <w:t>Solution: ✅ Correct Answer: A. Saves the file automatically at intervals | 🧠 Explanation: Autosave protects against losing unsaved work. | ❌ Why Not Others? | B — Saves only when told: not the correct option here | C — Deletes old versions: not the correct option here | D — Prints the file: not the correct option here | ⚠️ Exam Trap: Don’t confuse "Saves the file automatically at intervals" with "Prints the file" — they look alike and are easy to interchange. | 💎 PNC Pearl: Saves the file automatically at intervals → Autosave protects against losing unsaved work</w:t>
       </w:r>
     </w:p>
     <w:p>
@@ -6244,7 +6244,7 @@
     </w:p>
     <w:p>
       <w:r>
-        <w:t>Solution: Charles Babbage designed the Analytical Engine in the 19th century.</w:t>
+        <w:t>Solution: ✅ Correct Answer: A. Charles Babbage | 🧠 Explanation: Charles Babbage designed the Analytical Engine in the 19th century. | ❌ Why Not Others? | B — Bill Gates: not the correct option here | C — Tim Berners-Lee: Berners-Lee created the Web at CERN in 1989. | D — Alan Turing: Turing proposed the test for machine intelligence in 1950. | ⚠️ Exam Trap: Read the exact question — the correct fact and its look-alike options are easy to interchange. | 💎 PNC Pearl: Charles Babbage → designed the Analytical Engine in the 19th century</w:t>
       </w:r>
     </w:p>
     <w:p>
@@ -6289,7 +6289,7 @@
     </w:p>
     <w:p>
       <w:r>
-        <w:t>Solution: Track Changes marks every insertion, deletion, and formatting change.</w:t>
+        <w:t>Solution: ✅ Correct Answer: A. Record edits made by reviewers | 🧠 Explanation: Track Changes marks every insertion, deletion, and formatting change. | ❌ Why Not Others? | B — Change fonts: not the correct option here | C — Count words: not the correct option here | D — Add images: not the correct option here | ⚠️ Exam Trap: Read the exact question — the correct fact and its look-alike options are easy to interchange. | 💎 PNC Pearl: Record edits made by reviewers → Track Changes marks every insertion, deletion, and formatting change</w:t>
       </w:r>
     </w:p>
     <w:p>
@@ -6334,7 +6334,7 @@
     </w:p>
     <w:p>
       <w:r>
-        <w:t>Solution: Hibernate writes RAM to disk for full power-off with session recovery.</w:t>
+        <w:t>Solution: ✅ Correct Answer: A. Saves the session to disk and powers off | 🧠 Explanation: Hibernate writes RAM to disk for full power-off with session recovery. | ❌ Why Not Others? | B — Deletes the session: not the correct option here | C — Reboots: not the correct option here | D — Logs out: not the correct option here | ⚠️ Exam Trap: Don’t confuse "Saves the session to disk and powers off" with "Deletes the session" — they look alike and are easy to interchange. | 💎 PNC Pearl: Saves the session to disk and powers off → Hibernate writes RAM to disk for full power-off with session recovery</w:t>
       </w:r>
     </w:p>
     <w:p>
@@ -6379,7 +6379,7 @@
     </w:p>
     <w:p>
       <w:r>
-        <w:t>Solution: Cellular networks provide mobile Internet; USB/HDMI/VGA are cables.</w:t>
+        <w:t>Solution: ✅ Correct Answer: A. Cellular data (3G/4G/5G) | 🧠 Explanation: Cellular networks provide mobile Internet; USB/HDMI/VGA are cables. | ❌ Why Not Others? | B — USB only: not the correct option here | C — HDMI: not the correct option here | D — VGA: not the correct option here | ⚠️ Exam Trap: Read the exact question — the correct fact and its look-alike options are easy to interchange. | 💎 PNC Pearl: Cellular data (3G/4G/5G) → Cellular networks provide mobile Internet; USB/HDMI/VGA are cables</w:t>
       </w:r>
     </w:p>
     <w:p>
@@ -6424,7 +6424,7 @@
     </w:p>
     <w:p>
       <w:r>
-        <w:t>Solution: .gov denotes government; .com commercial; .org non-profit; .edu education.</w:t>
+        <w:t>Solution: ✅ Correct Answer: A. Government websites | 🧠 Explanation: .gov denotes government; .com commercial; .org non-profit; .edu education. | ❌ Why Not Others? | B — Commercial sites: not the correct option here | C — Non-profit organisations: not the correct option here | D — Educational institutions: .edu is used by educational institutions. | ⚠️ Exam Trap: Read the exact question — the correct fact and its look-alike options are easy to interchange. | 💎 PNC Pearl: Government websites → .gov denotes government; .com commercial; .org non-profit; .edu education</w:t>
       </w:r>
     </w:p>
     <w:p>
@@ -6469,7 +6469,7 @@
     </w:p>
     <w:p>
       <w:r>
-        <w:t>Solution: Windows+R opens Run for commands like 'cmd'.</w:t>
+        <w:t>Solution: ✅ Correct Answer: A. The Run dialog | 🧠 Explanation: Windows+R opens Run for commands like 'cmd'. | ❌ Why Not Others? | B — The browser: not the correct option here | C — Task Manager: Ctrl+Shift+Esc opens Task Manager directly. | D — File Explorer: Win+E opens File Explorer in Windows. | ⚠️ Exam Trap: Read the exact question — the correct fact and its look-alike options are easy to interchange. | 💎 PNC Pearl: The Run dialog → Windows+R opens Run for commands like 'cmd'</w:t>
       </w:r>
     </w:p>
     <w:p>
@@ -6514,7 +6514,7 @@
     </w:p>
     <w:p>
       <w:r>
-        <w:t>Solution: A URL is the address of a resource on the web.</w:t>
+        <w:t>Solution: ✅ Correct Answer: A. Uniform Resource Locator | 🧠 Explanation: A URL is the address of a resource on the web. | ❌ Why Not Others? | B — Universal Resource Link: not the correct option here | C — Uniform Retrieval Locator: not the correct option here | D — Universal Request Link: not the correct option here | ⚠️ Exam Trap: Don’t confuse "Uniform Resource Locator" with "Uniform Retrieval Locator" — they look alike and are easy to interchange. | 💎 PNC Pearl: Uniform Resource Locator → A URL is the address of a resource on the web</w:t>
       </w:r>
     </w:p>
     <w:p>
@@ -6559,7 +6559,7 @@
     </w:p>
     <w:p>
       <w:r>
-        <w:t>Solution: 1 MB = 1024 KB = 1,048,576 bytes.</w:t>
+        <w:t>Solution: ✅ Correct Answer: A. 1024 KB | 🧠 Explanation: 1 MB = 1024 KB = 1,048,576 bytes. | ❌ Why Not Others? | B — 1000 KB: not the correct option here | C — 2048 KB: not the correct option here | D — 1024 bytes: 1 KB = 2^10 = 1024 bytes. | ⚠️ Exam Trap: Read the exact question — the correct fact and its look-alike options are easy to interchange. | 💎 PNC Pearl: 1024 KB → 1 MB = = 1,048,576 bytes</w:t>
       </w:r>
     </w:p>
     <w:p>
@@ -6604,7 +6604,7 @@
     </w:p>
     <w:p>
       <w:r>
-        <w:t>Solution: Octal is base-8, using digits 0 through 7.</w:t>
+        <w:t>Solution: ✅ Correct Answer: A. 8 digits (0–7) | 🧠 Explanation: Octal is base-8, using digits 0 through 7. | ❌ Why Not Others? | B — 2 digits: not the correct option here | C — 10 digits: not the correct option here | D — 16 digits: not the correct option here | ⚠️ Exam Trap: Read the exact question — the correct fact and its look-alike options are easy to interchange. | 💎 PNC Pearl: 8 digits (0–7) → Octal is base-8, using digits 0 through 7</w:t>
       </w:r>
     </w:p>
     <w:p>
@@ -6649,7 +6649,7 @@
     </w:p>
     <w:p>
       <w:r>
-        <w:t>Solution: Night light filters blue light to ease eye strain.</w:t>
+        <w:t>Solution: ✅ Correct Answer: A. Reduces blue light in the evening | 🧠 Explanation: Night light filters blue light to ease eye strain. | ❌ Why Not Others? | B — Increases brightness: not the correct option here | C — Changes wallpaper: not the correct option here | D — Locks the screen: not the correct option here | ⚠️ Exam Trap: Read the exact question — the correct fact and its look-alike options are easy to interchange. | 💎 PNC Pearl: Reduces blue light in the evening → Night light filters blue light to ease eye strain</w:t>
       </w:r>
     </w:p>
     <w:p>
@@ -6694,7 +6694,7 @@
     </w:p>
     <w:p>
       <w:r>
-        <w:t>Solution: Headers repeat at the top of pages; footers at the bottom.</w:t>
+        <w:t>Solution: ✅ Correct Answer: A. At the top of every page | 🧠 Explanation: Headers repeat at the top of pages; footers at the bottom. | ❌ Why Not Others? | B — Only on page one: not the correct option here | C — At the bottom only: not the correct option here | D — In the margin only: not the correct option here | ⚠️ Exam Trap: Read the exact question — the correct fact and its look-alike options are easy to interchange. | 💎 PNC Pearl: At the top of every page → Headers repeat at the top of pages; footers at the bottom</w:t>
       </w:r>
     </w:p>
     <w:p>
@@ -6739,7 +6739,7 @@
     </w:p>
     <w:p>
       <w:r>
-        <w:t>Solution: Event Viewer displays system and application logs.</w:t>
+        <w:t>Solution: ✅ Correct Answer: A. System logs and error records | 🧠 Explanation: Event Viewer displays system and application logs. | ❌ Why Not Others? | B — Email messages: not the correct option here | C — Web history: not the correct option here | D — Downloads: Windows Update patches security and features. | ⚠️ Exam Trap: Read the exact question — the correct fact and its look-alike options are easy to interchange. | 💎 PNC Pearl: System logs and error records → Event Viewer displays system and application logs</w:t>
       </w:r>
     </w:p>
     <w:p>
